--- a/documentacion/Guia de desarrollo.docx
+++ b/documentacion/Guia de desarrollo.docx
@@ -448,7 +448,7 @@
     <w:sdt>
       <w:sdtPr>
         <w:alias w:val="Contenido"/>
-        <w:id w:val="381991304"/>
+        <w:id w:val="-1024865415"/>
       </w:sdtPr>
       <w:sdtEndPr/>
       <w:sdtContent>
@@ -477,7 +477,7 @@
           <w:r>
             <w:fldChar w:fldCharType="separate"/>
           </w:r>
-          <w:hyperlink w:anchor="_Toc242792069" w:history="1">
+          <w:hyperlink w:anchor="_Toc243055278" w:history="1">
             <w:r>
               <w:rPr>
                 <w:rStyle w:val="Hipervnculo"/>
@@ -501,7 +501,7 @@
               <w:rPr>
                 <w:noProof/>
               </w:rPr>
-              <w:instrText xml:space="preserve"> PAGEREF _Toc242792069 \h </w:instrText>
+              <w:instrText xml:space="preserve"> PAGEREF _Toc243055278 \h </w:instrText>
             </w:r>
             <w:r>
               <w:rPr>
@@ -544,7 +544,7 @@
               <w14:ligatures w14:val="standardContextual"/>
             </w:rPr>
           </w:pPr>
-          <w:hyperlink w:anchor="_Toc242792070" w:history="1">
+          <w:hyperlink w:anchor="_Toc243055279" w:history="1">
             <w:r>
               <w:rPr>
                 <w:rStyle w:val="Hipervnculo"/>
@@ -568,7 +568,7 @@
               <w:rPr>
                 <w:noProof/>
               </w:rPr>
-              <w:instrText xml:space="preserve"> PAGEREF _Toc242792070 \h </w:instrText>
+              <w:instrText xml:space="preserve"> PAGEREF _Toc243055279 \h </w:instrText>
             </w:r>
             <w:r>
               <w:rPr>
@@ -611,7 +611,7 @@
               <w14:ligatures w14:val="standardContextual"/>
             </w:rPr>
           </w:pPr>
-          <w:hyperlink w:anchor="_Toc242792071" w:history="1">
+          <w:hyperlink w:anchor="_Toc243055280" w:history="1">
             <w:r>
               <w:rPr>
                 <w:rStyle w:val="Hipervnculo"/>
@@ -635,7 +635,7 @@
               <w:rPr>
                 <w:noProof/>
               </w:rPr>
-              <w:instrText xml:space="preserve"> PAGEREF _Toc242792071 \h </w:instrText>
+              <w:instrText xml:space="preserve"> PAGEREF _Toc243055280 \h </w:instrText>
             </w:r>
             <w:r>
               <w:rPr>
@@ -678,7 +678,7 @@
               <w14:ligatures w14:val="standardContextual"/>
             </w:rPr>
           </w:pPr>
-          <w:hyperlink w:anchor="_Toc242792072" w:history="1">
+          <w:hyperlink w:anchor="_Toc243055281" w:history="1">
             <w:r>
               <w:rPr>
                 <w:rStyle w:val="Hipervnculo"/>
@@ -702,7 +702,7 @@
               <w:rPr>
                 <w:noProof/>
               </w:rPr>
-              <w:instrText xml:space="preserve"> PAGEREF _Toc242792072 \h </w:instrText>
+              <w:instrText xml:space="preserve"> PAGEREF _Toc243055281 \h </w:instrText>
             </w:r>
             <w:r>
               <w:rPr>
@@ -745,7 +745,7 @@
               <w14:ligatures w14:val="standardContextual"/>
             </w:rPr>
           </w:pPr>
-          <w:hyperlink w:anchor="_Toc242792073" w:history="1">
+          <w:hyperlink w:anchor="_Toc243055282" w:history="1">
             <w:r>
               <w:rPr>
                 <w:rStyle w:val="Hipervnculo"/>
@@ -769,7 +769,7 @@
               <w:rPr>
                 <w:noProof/>
               </w:rPr>
-              <w:instrText xml:space="preserve"> PAGEREF _Toc242792073 \h </w:instrText>
+              <w:instrText xml:space="preserve"> PAGEREF _Toc243055282 \h </w:instrText>
             </w:r>
             <w:r>
               <w:rPr>
@@ -812,7 +812,7 @@
               <w14:ligatures w14:val="standardContextual"/>
             </w:rPr>
           </w:pPr>
-          <w:hyperlink w:anchor="_Toc242792074" w:history="1">
+          <w:hyperlink w:anchor="_Toc243055283" w:history="1">
             <w:r>
               <w:rPr>
                 <w:rStyle w:val="Hipervnculo"/>
@@ -836,7 +836,7 @@
               <w:rPr>
                 <w:noProof/>
               </w:rPr>
-              <w:instrText xml:space="preserve"> PAGEREF _Toc242792074 \h </w:instrText>
+              <w:instrText xml:space="preserve"> PAGEREF _Toc243055283 \h </w:instrText>
             </w:r>
             <w:r>
               <w:rPr>
@@ -879,7 +879,7 @@
               <w14:ligatures w14:val="standardContextual"/>
             </w:rPr>
           </w:pPr>
-          <w:hyperlink w:anchor="_Toc242792075" w:history="1">
+          <w:hyperlink w:anchor="_Toc243055284" w:history="1">
             <w:r>
               <w:rPr>
                 <w:rStyle w:val="Hipervnculo"/>
@@ -903,7 +903,7 @@
               <w:rPr>
                 <w:noProof/>
               </w:rPr>
-              <w:instrText xml:space="preserve"> PAGEREF _Toc242792075 \h </w:instrText>
+              <w:instrText xml:space="preserve"> PAGEREF _Toc243055284 \h </w:instrText>
             </w:r>
             <w:r>
               <w:rPr>
@@ -946,7 +946,7 @@
               <w14:ligatures w14:val="standardContextual"/>
             </w:rPr>
           </w:pPr>
-          <w:hyperlink w:anchor="_Toc242792076" w:history="1">
+          <w:hyperlink w:anchor="_Toc243055285" w:history="1">
             <w:r>
               <w:rPr>
                 <w:rStyle w:val="Hipervnculo"/>
@@ -970,7 +970,7 @@
               <w:rPr>
                 <w:noProof/>
               </w:rPr>
-              <w:instrText xml:space="preserve"> PAGEREF _Toc242792076 \h </w:instrText>
+              <w:instrText xml:space="preserve"> PAGEREF _Toc243055285 \h </w:instrText>
             </w:r>
             <w:r>
               <w:rPr>
@@ -1014,7 +1014,7 @@
         <w:pStyle w:val="Ttulo1"/>
         <w:keepNext/>
       </w:pPr>
-      <w:bookmarkStart w:id="0" w:name="_Toc242792069"/>
+      <w:bookmarkStart w:id="0" w:name="_Toc243055278"/>
       <w:r>
         <w:t>1. Preparar el entorno</w:t>
       </w:r>
@@ -1270,7 +1270,7 @@
         <w:pStyle w:val="Ttulo1"/>
         <w:keepNext/>
       </w:pPr>
-      <w:bookmarkStart w:id="1" w:name="_Toc242792070"/>
+      <w:bookmarkStart w:id="1" w:name="_Toc243055279"/>
       <w:r>
         <w:t>2. Proceso SDD: el SPEC primero</w:t>
       </w:r>
@@ -1393,7 +1393,7 @@
         <w:pStyle w:val="Ttulo1"/>
         <w:keepNext/>
       </w:pPr>
-      <w:bookmarkStart w:id="2" w:name="_Toc242792071"/>
+      <w:bookmarkStart w:id="2" w:name="_Toc243055280"/>
       <w:r>
         <w:t>3. Convenciones</w:t>
       </w:r>
@@ -2496,7 +2496,7 @@
         <w:pStyle w:val="Ttulo1"/>
         <w:keepNext/>
       </w:pPr>
-      <w:bookmarkStart w:id="3" w:name="_Toc242792072"/>
+      <w:bookmarkStart w:id="3" w:name="_Toc243055281"/>
       <w:r>
         <w:t>4. Cómo agregar una ruta de la API</w:t>
       </w:r>
@@ -2717,7 +2717,7 @@
         <w:pStyle w:val="Ttulo1"/>
         <w:keepNext/>
       </w:pPr>
-      <w:bookmarkStart w:id="4" w:name="_Toc242792073"/>
+      <w:bookmarkStart w:id="4" w:name="_Toc243055282"/>
       <w:r>
         <w:t>5. Cómo agregar un módulo</w:t>
       </w:r>
@@ -2864,7 +2864,7 @@
         <w:pStyle w:val="Ttulo1"/>
         <w:keepNext/>
       </w:pPr>
-      <w:bookmarkStart w:id="5" w:name="_Toc242792074"/>
+      <w:bookmarkStart w:id="5" w:name="_Toc243055283"/>
       <w:r>
         <w:t>6. Pruebas</w:t>
       </w:r>
@@ -3365,6 +3365,155 @@
           </w:p>
         </w:tc>
       </w:tr>
+      <w:tr>
+        <w:trPr>
+          <w:cantSplit/>
+        </w:trPr>
+        <w:tc>
+          <w:tcPr>
+            <w:tcW w:w="1927" w:type="dxa"/>
+            <w:tcBorders>
+              <w:top w:val="single" w:sz="4" w:space="0" w:color="D1D5DB"/>
+              <w:left w:val="single" w:sz="4" w:space="0" w:color="D1D5DB"/>
+              <w:bottom w:val="single" w:sz="4" w:space="0" w:color="D1D5DB"/>
+              <w:right w:val="single" w:sz="4" w:space="0" w:color="D1D5DB"/>
+            </w:tcBorders>
+            <w:tcMar>
+              <w:top w:w="50" w:type="dxa"/>
+              <w:left w:w="90" w:type="dxa"/>
+              <w:bottom w:w="50" w:type="dxa"/>
+              <w:right w:w="90" w:type="dxa"/>
+            </w:tcMar>
+          </w:tcPr>
+          <w:p>
+            <w:pPr>
+              <w:spacing w:line="252" w:lineRule="auto"/>
+            </w:pPr>
+            <w:r>
+              <w:rPr>
+                <w:sz w:val="18"/>
+                <w:szCs w:val="18"/>
+              </w:rPr>
+              <w:t>Ayudas</w:t>
+            </w:r>
+          </w:p>
+        </w:tc>
+        <w:tc>
+          <w:tcPr>
+            <w:tcW w:w="3855" w:type="dxa"/>
+            <w:tcBorders>
+              <w:top w:val="single" w:sz="4" w:space="0" w:color="D1D5DB"/>
+              <w:left w:val="single" w:sz="4" w:space="0" w:color="D1D5DB"/>
+              <w:bottom w:val="single" w:sz="4" w:space="0" w:color="D1D5DB"/>
+              <w:right w:val="single" w:sz="4" w:space="0" w:color="D1D5DB"/>
+            </w:tcBorders>
+            <w:tcMar>
+              <w:top w:w="50" w:type="dxa"/>
+              <w:left w:w="90" w:type="dxa"/>
+              <w:bottom w:w="50" w:type="dxa"/>
+              <w:right w:w="90" w:type="dxa"/>
+            </w:tcMar>
+          </w:tcPr>
+          <w:p>
+            <w:pPr>
+              <w:spacing w:line="252" w:lineRule="auto"/>
+            </w:pPr>
+            <w:r>
+              <w:rPr>
+                <w:rFonts w:ascii="Consolas" w:eastAsia="Consolas" w:hAnsi="Consolas" w:cs="Consolas"/>
+                <w:color w:val="374151"/>
+                <w:sz w:val="16"/>
+                <w:szCs w:val="16"/>
+              </w:rPr>
+              <w:t>src/test-utils/</w:t>
+            </w:r>
+            <w:r>
+              <w:rPr>
+                <w:sz w:val="18"/>
+                <w:szCs w:val="18"/>
+              </w:rPr>
+              <w:t xml:space="preserve"> (</w:t>
+            </w:r>
+            <w:r>
+              <w:rPr>
+                <w:rFonts w:ascii="Consolas" w:eastAsia="Consolas" w:hAnsi="Consolas" w:cs="Consolas"/>
+                <w:color w:val="374151"/>
+                <w:sz w:val="16"/>
+                <w:szCs w:val="16"/>
+              </w:rPr>
+              <w:t>crearExcel</w:t>
+            </w:r>
+            <w:r>
+              <w:rPr>
+                <w:sz w:val="18"/>
+                <w:szCs w:val="18"/>
+              </w:rPr>
+              <w:t xml:space="preserve">, </w:t>
+            </w:r>
+            <w:r>
+              <w:rPr>
+                <w:rFonts w:ascii="Consolas" w:eastAsia="Consolas" w:hAnsi="Consolas" w:cs="Consolas"/>
+                <w:color w:val="374151"/>
+                <w:sz w:val="16"/>
+                <w:szCs w:val="16"/>
+              </w:rPr>
+              <w:t>crearEquipo</w:t>
+            </w:r>
+            <w:r>
+              <w:rPr>
+                <w:sz w:val="18"/>
+                <w:szCs w:val="18"/>
+              </w:rPr>
+              <w:t>)</w:t>
+            </w:r>
+          </w:p>
+        </w:tc>
+        <w:tc>
+          <w:tcPr>
+            <w:tcW w:w="3856" w:type="dxa"/>
+            <w:tcBorders>
+              <w:top w:val="single" w:sz="4" w:space="0" w:color="D1D5DB"/>
+              <w:left w:val="single" w:sz="4" w:space="0" w:color="D1D5DB"/>
+              <w:bottom w:val="single" w:sz="4" w:space="0" w:color="D1D5DB"/>
+              <w:right w:val="single" w:sz="4" w:space="0" w:color="D1D5DB"/>
+            </w:tcBorders>
+            <w:tcMar>
+              <w:top w:w="50" w:type="dxa"/>
+              <w:left w:w="90" w:type="dxa"/>
+              <w:bottom w:w="50" w:type="dxa"/>
+              <w:right w:w="90" w:type="dxa"/>
+            </w:tcMar>
+          </w:tcPr>
+          <w:p>
+            <w:pPr>
+              <w:spacing w:line="252" w:lineRule="auto"/>
+            </w:pPr>
+            <w:r>
+              <w:rPr>
+                <w:sz w:val="18"/>
+                <w:szCs w:val="18"/>
+              </w:rPr>
+              <w:t xml:space="preserve">En integración, los equipos se crean con </w:t>
+            </w:r>
+            <w:r>
+              <w:rPr>
+                <w:rFonts w:ascii="Consolas" w:eastAsia="Consolas" w:hAnsi="Consolas" w:cs="Consolas"/>
+                <w:color w:val="374151"/>
+                <w:sz w:val="16"/>
+                <w:szCs w:val="16"/>
+              </w:rPr>
+              <w:t>crearEquipo</w:t>
+            </w:r>
+            <w:r>
+              <w:rPr>
+                <w:sz w:val="18"/>
+                <w:szCs w:val="18"/>
+              </w:rPr>
+              <w:t>, que enlaza la marca por su nombre</w:t>
+            </w:r>
+          </w:p>
+        </w:tc>
+      </w:tr>
     </w:tbl>
     <w:p>
       <w:pPr>
@@ -3452,7 +3601,7 @@
         <w:pStyle w:val="Ttulo1"/>
         <w:keepNext/>
       </w:pPr>
-      <w:bookmarkStart w:id="6" w:name="_Toc242792075"/>
+      <w:bookmarkStart w:id="6" w:name="_Toc243055284"/>
       <w:r>
         <w:t>7. Integración continua</w:t>
       </w:r>
@@ -3762,7 +3911,7 @@
         <w:pStyle w:val="Ttulo1"/>
         <w:keepNext/>
       </w:pPr>
-      <w:bookmarkStart w:id="7" w:name="_Toc242792076"/>
+      <w:bookmarkStart w:id="7" w:name="_Toc243055285"/>
       <w:r>
         <w:t>8. Antes de hacer commit</w:t>
       </w:r>
@@ -4117,10 +4266,10 @@
 <file path=word/numbering.xml><?xml version="1.0" encoding="utf-8"?>
 <w:numbering xmlns:wpc="http://schemas.microsoft.com/office/word/2010/wordprocessingCanvas" xmlns:cx="http://schemas.microsoft.com/office/drawing/2014/chartex" xmlns:cx1="http://schemas.microsoft.com/office/drawing/2015/9/8/chartex" xmlns:cx2="http://schemas.microsoft.com/office/drawing/2015/10/21/chartex" xmlns:cx3="http://schemas.microsoft.com/office/drawing/2016/5/9/chartex" xmlns:cx4="http://schemas.microsoft.com/office/drawing/2016/5/10/chartex" xmlns:cx5="http://schemas.microsoft.com/office/drawing/2016/5/11/chartex" xmlns:cx6="http://schemas.microsoft.com/office/drawing/2016/5/12/chartex" xmlns:cx7="http://schemas.microsoft.com/office/drawing/2016/5/13/chartex" xmlns:cx8="http://schemas.microsoft.com/office/drawing/2016/5/14/chartex" xmlns:mc="http://schemas.openxmlformats.org/markup-compatibility/2006" xmlns:aink="http://schemas.microsoft.com/office/drawing/2016/ink" xmlns:am3d="http://schemas.microsoft.com/office/drawing/2017/model3d" xmlns:o="urn:schemas-microsoft-com:office:office" xmlns:oel="http://schemas.microsoft.com/office/2019/extlst" xmlns:r="http://schemas.openxmlformats.org/officeDocument/2006/relationships" xmlns:m="http://schemas.openxmlformats.org/officeDocument/2006/math" xmlns:v="urn:schemas-microsoft-com:vml" xmlns:wp14="http://schemas.microsoft.com/office/word/2010/wordprocessingDrawing" xmlns:wp="http://schemas.openxmlformats.org/drawingml/2006/wordprocessingDrawing" xmlns:w10="urn:schemas-microsoft-com:office:word" xmlns:w="http://schemas.openxmlformats.org/wordprocessingml/2006/main" xmlns:w14="http://schemas.microsoft.com/office/word/2010/wordml" xmlns:w15="http://schemas.microsoft.com/office/word/2012/wordml" xmlns:w16cex="http://schemas.microsoft.com/office/word/2018/wordml/cex" xmlns:w16cid="http://schemas.microsoft.com/office/word/2016/wordml/cid" xmlns:w16="http://schemas.microsoft.com/office/word/2018/wordml" xmlns:w16du="http://schemas.microsoft.com/office/word/2023/wordml/word16du" xmlns:w16sdtdh="http://schemas.microsoft.com/office/word/2020/wordml/sdtdatahash" xmlns:w16sdtfl="http://schemas.microsoft.com/office/word/2024/wordml/sdtformatlock" xmlns:w16se="http://schemas.microsoft.com/office/word/2015/wordml/symex" xmlns:wpg="http://schemas.microsoft.com/office/word/2010/wordprocessingGroup" xmlns:wpi="http://schemas.microsoft.com/office/word/2010/wordprocessingInk" xmlns:wne="http://schemas.microsoft.com/office/word/2006/wordml" xmlns:wps="http://schemas.microsoft.com/office/word/2010/wordprocessingShape" mc:Ignorable="w14 w15 w16se w16cid w16 w16cex w16sdtdh w16sdtfl w16du wp14">
   <w:abstractNum w:abstractNumId="0" w15:restartNumberingAfterBreak="0">
-    <w:nsid w:val="05361664"/>
+    <w:nsid w:val="10C175CA"/>
     <w:multiLevelType w:val="hybridMultilevel"/>
-    <w:tmpl w:val="49022D2C"/>
-    <w:lvl w:ilvl="0" w:tplc="54A4B3BC">
+    <w:tmpl w:val="2EDCF798"/>
+    <w:lvl w:ilvl="0" w:tplc="3DC630D0">
       <w:start w:val="1"/>
       <w:numFmt w:val="decimal"/>
       <w:lvlText w:val="%1."/>
@@ -4129,52 +4278,138 @@
         <w:ind w:left="420" w:hanging="300"/>
       </w:pPr>
     </w:lvl>
-    <w:lvl w:ilvl="1" w:tplc="E8FE19AA">
+    <w:lvl w:ilvl="1" w:tplc="F324777E">
       <w:numFmt w:val="decimal"/>
       <w:lvlText w:val=""/>
       <w:lvlJc w:val="left"/>
     </w:lvl>
-    <w:lvl w:ilvl="2" w:tplc="09D23018">
+    <w:lvl w:ilvl="2" w:tplc="9EBE8320">
       <w:numFmt w:val="decimal"/>
       <w:lvlText w:val=""/>
       <w:lvlJc w:val="left"/>
     </w:lvl>
-    <w:lvl w:ilvl="3" w:tplc="82D6B964">
+    <w:lvl w:ilvl="3" w:tplc="F872C8D0">
       <w:numFmt w:val="decimal"/>
       <w:lvlText w:val=""/>
       <w:lvlJc w:val="left"/>
     </w:lvl>
-    <w:lvl w:ilvl="4" w:tplc="E2045538">
+    <w:lvl w:ilvl="4" w:tplc="78188D18">
       <w:numFmt w:val="decimal"/>
       <w:lvlText w:val=""/>
       <w:lvlJc w:val="left"/>
     </w:lvl>
-    <w:lvl w:ilvl="5" w:tplc="CFB4A7A6">
+    <w:lvl w:ilvl="5" w:tplc="6C2AFCFC">
       <w:numFmt w:val="decimal"/>
       <w:lvlText w:val=""/>
       <w:lvlJc w:val="left"/>
     </w:lvl>
-    <w:lvl w:ilvl="6" w:tplc="1D48BBEC">
+    <w:lvl w:ilvl="6" w:tplc="0BB8120E">
       <w:numFmt w:val="decimal"/>
       <w:lvlText w:val=""/>
       <w:lvlJc w:val="left"/>
     </w:lvl>
-    <w:lvl w:ilvl="7" w:tplc="F74CB78A">
+    <w:lvl w:ilvl="7" w:tplc="E3F49084">
       <w:numFmt w:val="decimal"/>
       <w:lvlText w:val=""/>
       <w:lvlJc w:val="left"/>
     </w:lvl>
-    <w:lvl w:ilvl="8" w:tplc="D0920E90">
+    <w:lvl w:ilvl="8" w:tplc="BD9CADB8">
       <w:numFmt w:val="decimal"/>
       <w:lvlText w:val=""/>
       <w:lvlJc w:val="left"/>
     </w:lvl>
   </w:abstractNum>
   <w:abstractNum w:abstractNumId="1" w15:restartNumberingAfterBreak="0">
-    <w:nsid w:val="5E970051"/>
+    <w:nsid w:val="416C0A0C"/>
     <w:multiLevelType w:val="hybridMultilevel"/>
-    <w:tmpl w:val="8C7CF500"/>
-    <w:lvl w:ilvl="0" w:tplc="9D58CB2E">
+    <w:tmpl w:val="2FECE630"/>
+    <w:lvl w:ilvl="0" w:tplc="40BAA82A" w:tentative="1">
+      <w:start w:val="1"/>
+      <w:numFmt w:val="bullet"/>
+      <w:lvlText w:val="●"/>
+      <w:lvlJc w:val="left"/>
+      <w:pPr>
+        <w:ind w:left="720" w:hanging="360"/>
+      </w:pPr>
+    </w:lvl>
+    <w:lvl w:ilvl="1" w:tplc="082E4DA4" w:tentative="1">
+      <w:start w:val="1"/>
+      <w:numFmt w:val="bullet"/>
+      <w:lvlText w:val="○"/>
+      <w:lvlJc w:val="left"/>
+      <w:pPr>
+        <w:ind w:left="1440" w:hanging="360"/>
+      </w:pPr>
+    </w:lvl>
+    <w:lvl w:ilvl="2" w:tplc="E6EEB886" w:tentative="1">
+      <w:start w:val="1"/>
+      <w:numFmt w:val="bullet"/>
+      <w:lvlText w:val="■"/>
+      <w:lvlJc w:val="left"/>
+      <w:pPr>
+        <w:ind w:left="2160" w:hanging="360"/>
+      </w:pPr>
+    </w:lvl>
+    <w:lvl w:ilvl="3" w:tplc="A5A2C7DA" w:tentative="1">
+      <w:start w:val="1"/>
+      <w:numFmt w:val="bullet"/>
+      <w:lvlText w:val="●"/>
+      <w:lvlJc w:val="left"/>
+      <w:pPr>
+        <w:ind w:left="2880" w:hanging="360"/>
+      </w:pPr>
+    </w:lvl>
+    <w:lvl w:ilvl="4" w:tplc="70F4A9C6" w:tentative="1">
+      <w:start w:val="1"/>
+      <w:numFmt w:val="bullet"/>
+      <w:lvlText w:val="○"/>
+      <w:lvlJc w:val="left"/>
+      <w:pPr>
+        <w:ind w:left="3600" w:hanging="360"/>
+      </w:pPr>
+    </w:lvl>
+    <w:lvl w:ilvl="5" w:tplc="A0A2D814" w:tentative="1">
+      <w:start w:val="1"/>
+      <w:numFmt w:val="bullet"/>
+      <w:lvlText w:val="■"/>
+      <w:lvlJc w:val="left"/>
+      <w:pPr>
+        <w:ind w:left="4320" w:hanging="360"/>
+      </w:pPr>
+    </w:lvl>
+    <w:lvl w:ilvl="6" w:tplc="145C4A4E" w:tentative="1">
+      <w:start w:val="1"/>
+      <w:numFmt w:val="bullet"/>
+      <w:lvlText w:val="●"/>
+      <w:lvlJc w:val="left"/>
+      <w:pPr>
+        <w:ind w:left="5040" w:hanging="360"/>
+      </w:pPr>
+    </w:lvl>
+    <w:lvl w:ilvl="7" w:tplc="0E94A982" w:tentative="1">
+      <w:start w:val="1"/>
+      <w:numFmt w:val="bullet"/>
+      <w:lvlText w:val="●"/>
+      <w:lvlJc w:val="left"/>
+      <w:pPr>
+        <w:ind w:left="5760" w:hanging="360"/>
+      </w:pPr>
+    </w:lvl>
+    <w:lvl w:ilvl="8" w:tplc="5DB07CD0" w:tentative="1">
+      <w:start w:val="1"/>
+      <w:numFmt w:val="bullet"/>
+      <w:lvlText w:val="●"/>
+      <w:lvlJc w:val="left"/>
+      <w:pPr>
+        <w:ind w:left="6480" w:hanging="360"/>
+      </w:pPr>
+    </w:lvl>
+  </w:abstractNum>
+  <w:abstractNum w:abstractNumId="2" w15:restartNumberingAfterBreak="0">
+    <w:nsid w:val="6E4C30EF"/>
+    <w:multiLevelType w:val="hybridMultilevel"/>
+    <w:tmpl w:val="E80EDDAA"/>
+    <w:lvl w:ilvl="0" w:tplc="54CA49A4">
       <w:start w:val="1"/>
       <w:numFmt w:val="bullet"/>
       <w:lvlText w:val="•"/>
@@ -4183,7 +4418,7 @@
         <w:ind w:left="400" w:hanging="260"/>
       </w:pPr>
     </w:lvl>
-    <w:lvl w:ilvl="1" w:tplc="21F4EA7E" w:tentative="1">
+    <w:lvl w:ilvl="1" w:tplc="812877A4" w:tentative="1">
       <w:start w:val="1"/>
       <w:numFmt w:val="bullet"/>
       <w:lvlText w:val="–"/>
@@ -4192,7 +4427,7 @@
         <w:ind w:left="760" w:hanging="260"/>
       </w:pPr>
     </w:lvl>
-    <w:lvl w:ilvl="2" w:tplc="8EE433D2" w:tentative="1">
+    <w:lvl w:ilvl="2" w:tplc="6770A8B8" w:tentative="1">
       <w:start w:val="1"/>
       <w:numFmt w:val="bullet"/>
       <w:lvlText w:val="·"/>
@@ -4201,148 +4436,62 @@
         <w:ind w:left="1120" w:hanging="260"/>
       </w:pPr>
     </w:lvl>
-    <w:lvl w:ilvl="3" w:tplc="680AA926">
+    <w:lvl w:ilvl="3" w:tplc="3204491A">
       <w:numFmt w:val="decimal"/>
       <w:lvlText w:val=""/>
       <w:lvlJc w:val="left"/>
     </w:lvl>
-    <w:lvl w:ilvl="4" w:tplc="A3DCDBFC">
+    <w:lvl w:ilvl="4" w:tplc="C3923A22">
       <w:numFmt w:val="decimal"/>
       <w:lvlText w:val=""/>
       <w:lvlJc w:val="left"/>
     </w:lvl>
-    <w:lvl w:ilvl="5" w:tplc="FA7AB5CC">
+    <w:lvl w:ilvl="5" w:tplc="B8029EDA">
       <w:numFmt w:val="decimal"/>
       <w:lvlText w:val=""/>
       <w:lvlJc w:val="left"/>
     </w:lvl>
-    <w:lvl w:ilvl="6" w:tplc="E5BC07BE">
+    <w:lvl w:ilvl="6" w:tplc="B8AE99D4">
       <w:numFmt w:val="decimal"/>
       <w:lvlText w:val=""/>
       <w:lvlJc w:val="left"/>
     </w:lvl>
-    <w:lvl w:ilvl="7" w:tplc="3CAAAE6A">
+    <w:lvl w:ilvl="7" w:tplc="D5ACC4B8">
       <w:numFmt w:val="decimal"/>
       <w:lvlText w:val=""/>
       <w:lvlJc w:val="left"/>
     </w:lvl>
-    <w:lvl w:ilvl="8" w:tplc="9D66D8AE">
+    <w:lvl w:ilvl="8" w:tplc="40927BC8">
       <w:numFmt w:val="decimal"/>
       <w:lvlText w:val=""/>
       <w:lvlJc w:val="left"/>
     </w:lvl>
   </w:abstractNum>
-  <w:abstractNum w:abstractNumId="2" w15:restartNumberingAfterBreak="0">
-    <w:nsid w:val="742C1496"/>
-    <w:multiLevelType w:val="hybridMultilevel"/>
-    <w:tmpl w:val="FBD0015A"/>
-    <w:lvl w:ilvl="0" w:tplc="25DA7790" w:tentative="1">
-      <w:start w:val="1"/>
-      <w:numFmt w:val="bullet"/>
-      <w:lvlText w:val="●"/>
-      <w:lvlJc w:val="left"/>
-      <w:pPr>
-        <w:ind w:left="720" w:hanging="360"/>
-      </w:pPr>
-    </w:lvl>
-    <w:lvl w:ilvl="1" w:tplc="685ACC12" w:tentative="1">
-      <w:start w:val="1"/>
-      <w:numFmt w:val="bullet"/>
-      <w:lvlText w:val="○"/>
-      <w:lvlJc w:val="left"/>
-      <w:pPr>
-        <w:ind w:left="1440" w:hanging="360"/>
-      </w:pPr>
-    </w:lvl>
-    <w:lvl w:ilvl="2" w:tplc="4546EB3C" w:tentative="1">
-      <w:start w:val="1"/>
-      <w:numFmt w:val="bullet"/>
-      <w:lvlText w:val="■"/>
-      <w:lvlJc w:val="left"/>
-      <w:pPr>
-        <w:ind w:left="2160" w:hanging="360"/>
-      </w:pPr>
-    </w:lvl>
-    <w:lvl w:ilvl="3" w:tplc="0C546F9C" w:tentative="1">
-      <w:start w:val="1"/>
-      <w:numFmt w:val="bullet"/>
-      <w:lvlText w:val="●"/>
-      <w:lvlJc w:val="left"/>
-      <w:pPr>
-        <w:ind w:left="2880" w:hanging="360"/>
-      </w:pPr>
-    </w:lvl>
-    <w:lvl w:ilvl="4" w:tplc="1968146C" w:tentative="1">
-      <w:start w:val="1"/>
-      <w:numFmt w:val="bullet"/>
-      <w:lvlText w:val="○"/>
-      <w:lvlJc w:val="left"/>
-      <w:pPr>
-        <w:ind w:left="3600" w:hanging="360"/>
-      </w:pPr>
-    </w:lvl>
-    <w:lvl w:ilvl="5" w:tplc="F10E5792" w:tentative="1">
-      <w:start w:val="1"/>
-      <w:numFmt w:val="bullet"/>
-      <w:lvlText w:val="■"/>
-      <w:lvlJc w:val="left"/>
-      <w:pPr>
-        <w:ind w:left="4320" w:hanging="360"/>
-      </w:pPr>
-    </w:lvl>
-    <w:lvl w:ilvl="6" w:tplc="F1723BDC" w:tentative="1">
-      <w:start w:val="1"/>
-      <w:numFmt w:val="bullet"/>
-      <w:lvlText w:val="●"/>
-      <w:lvlJc w:val="left"/>
-      <w:pPr>
-        <w:ind w:left="5040" w:hanging="360"/>
-      </w:pPr>
-    </w:lvl>
-    <w:lvl w:ilvl="7" w:tplc="E124B428" w:tentative="1">
-      <w:start w:val="1"/>
-      <w:numFmt w:val="bullet"/>
-      <w:lvlText w:val="●"/>
-      <w:lvlJc w:val="left"/>
-      <w:pPr>
-        <w:ind w:left="5760" w:hanging="360"/>
-      </w:pPr>
-    </w:lvl>
-    <w:lvl w:ilvl="8" w:tplc="12A80808" w:tentative="1">
-      <w:start w:val="1"/>
-      <w:numFmt w:val="bullet"/>
-      <w:lvlText w:val="●"/>
-      <w:lvlJc w:val="left"/>
-      <w:pPr>
-        <w:ind w:left="6480" w:hanging="360"/>
-      </w:pPr>
-    </w:lvl>
-  </w:abstractNum>
-  <w:num w:numId="1" w16cid:durableId="834805143">
+  <w:num w:numId="1" w16cid:durableId="784008686">
+    <w:abstractNumId w:val="1"/>
+    <w:lvlOverride w:ilvl="0">
+      <w:startOverride w:val="1"/>
+    </w:lvlOverride>
+  </w:num>
+  <w:num w:numId="2" w16cid:durableId="1229922907">
+    <w:abstractNumId w:val="0"/>
+    <w:lvlOverride w:ilvl="0">
+      <w:startOverride w:val="1"/>
+    </w:lvlOverride>
+  </w:num>
+  <w:num w:numId="3" w16cid:durableId="377507929">
     <w:abstractNumId w:val="2"/>
     <w:lvlOverride w:ilvl="0">
       <w:startOverride w:val="1"/>
     </w:lvlOverride>
   </w:num>
-  <w:num w:numId="2" w16cid:durableId="2032875176">
+  <w:num w:numId="4" w16cid:durableId="903219110">
     <w:abstractNumId w:val="0"/>
     <w:lvlOverride w:ilvl="0">
       <w:startOverride w:val="1"/>
     </w:lvlOverride>
   </w:num>
-  <w:num w:numId="3" w16cid:durableId="875655634">
-    <w:abstractNumId w:val="1"/>
-    <w:lvlOverride w:ilvl="0">
-      <w:startOverride w:val="1"/>
-    </w:lvlOverride>
-  </w:num>
-  <w:num w:numId="4" w16cid:durableId="1374961450">
-    <w:abstractNumId w:val="0"/>
-    <w:lvlOverride w:ilvl="0">
-      <w:startOverride w:val="1"/>
-    </w:lvlOverride>
-  </w:num>
-  <w:num w:numId="5" w16cid:durableId="352463036">
+  <w:num w:numId="5" w16cid:durableId="850601886">
     <w:abstractNumId w:val="0"/>
     <w:lvlOverride w:ilvl="0">
       <w:startOverride w:val="1"/>
@@ -4985,7 +5134,7 @@
     <w:autoRedefine/>
     <w:uiPriority w:val="39"/>
     <w:unhideWhenUsed/>
-    <w:rsid w:val="002D22F4"/>
+    <w:rsid w:val="00B7220A"/>
     <w:pPr>
       <w:spacing w:after="100"/>
     </w:pPr>

--- a/documentacion/Guia de desarrollo.docx
+++ b/documentacion/Guia de desarrollo.docx
@@ -448,7 +448,7 @@
     <w:sdt>
       <w:sdtPr>
         <w:alias w:val="Contenido"/>
-        <w:id w:val="-1024865415"/>
+        <w:id w:val="-1025942756"/>
       </w:sdtPr>
       <w:sdtEndPr/>
       <w:sdtContent>
@@ -477,7 +477,7 @@
           <w:r>
             <w:fldChar w:fldCharType="separate"/>
           </w:r>
-          <w:hyperlink w:anchor="_Toc243055278" w:history="1">
+          <w:hyperlink w:anchor="_Toc243304304" w:history="1">
             <w:r>
               <w:rPr>
                 <w:rStyle w:val="Hipervnculo"/>
@@ -501,7 +501,7 @@
               <w:rPr>
                 <w:noProof/>
               </w:rPr>
-              <w:instrText xml:space="preserve"> PAGEREF _Toc243055278 \h </w:instrText>
+              <w:instrText xml:space="preserve"> PAGEREF _Toc243304304 \h </w:instrText>
             </w:r>
             <w:r>
               <w:rPr>
@@ -544,7 +544,7 @@
               <w14:ligatures w14:val="standardContextual"/>
             </w:rPr>
           </w:pPr>
-          <w:hyperlink w:anchor="_Toc243055279" w:history="1">
+          <w:hyperlink w:anchor="_Toc243304305" w:history="1">
             <w:r>
               <w:rPr>
                 <w:rStyle w:val="Hipervnculo"/>
@@ -568,7 +568,7 @@
               <w:rPr>
                 <w:noProof/>
               </w:rPr>
-              <w:instrText xml:space="preserve"> PAGEREF _Toc243055279 \h </w:instrText>
+              <w:instrText xml:space="preserve"> PAGEREF _Toc243304305 \h </w:instrText>
             </w:r>
             <w:r>
               <w:rPr>
@@ -611,7 +611,7 @@
               <w14:ligatures w14:val="standardContextual"/>
             </w:rPr>
           </w:pPr>
-          <w:hyperlink w:anchor="_Toc243055280" w:history="1">
+          <w:hyperlink w:anchor="_Toc243304306" w:history="1">
             <w:r>
               <w:rPr>
                 <w:rStyle w:val="Hipervnculo"/>
@@ -635,7 +635,7 @@
               <w:rPr>
                 <w:noProof/>
               </w:rPr>
-              <w:instrText xml:space="preserve"> PAGEREF _Toc243055280 \h </w:instrText>
+              <w:instrText xml:space="preserve"> PAGEREF _Toc243304306 \h </w:instrText>
             </w:r>
             <w:r>
               <w:rPr>
@@ -678,7 +678,7 @@
               <w14:ligatures w14:val="standardContextual"/>
             </w:rPr>
           </w:pPr>
-          <w:hyperlink w:anchor="_Toc243055281" w:history="1">
+          <w:hyperlink w:anchor="_Toc243304307" w:history="1">
             <w:r>
               <w:rPr>
                 <w:rStyle w:val="Hipervnculo"/>
@@ -702,7 +702,7 @@
               <w:rPr>
                 <w:noProof/>
               </w:rPr>
-              <w:instrText xml:space="preserve"> PAGEREF _Toc243055281 \h </w:instrText>
+              <w:instrText xml:space="preserve"> PAGEREF _Toc243304307 \h </w:instrText>
             </w:r>
             <w:r>
               <w:rPr>
@@ -745,7 +745,7 @@
               <w14:ligatures w14:val="standardContextual"/>
             </w:rPr>
           </w:pPr>
-          <w:hyperlink w:anchor="_Toc243055282" w:history="1">
+          <w:hyperlink w:anchor="_Toc243304308" w:history="1">
             <w:r>
               <w:rPr>
                 <w:rStyle w:val="Hipervnculo"/>
@@ -769,7 +769,7 @@
               <w:rPr>
                 <w:noProof/>
               </w:rPr>
-              <w:instrText xml:space="preserve"> PAGEREF _Toc243055282 \h </w:instrText>
+              <w:instrText xml:space="preserve"> PAGEREF _Toc243304308 \h </w:instrText>
             </w:r>
             <w:r>
               <w:rPr>
@@ -812,7 +812,7 @@
               <w14:ligatures w14:val="standardContextual"/>
             </w:rPr>
           </w:pPr>
-          <w:hyperlink w:anchor="_Toc243055283" w:history="1">
+          <w:hyperlink w:anchor="_Toc243304309" w:history="1">
             <w:r>
               <w:rPr>
                 <w:rStyle w:val="Hipervnculo"/>
@@ -836,7 +836,7 @@
               <w:rPr>
                 <w:noProof/>
               </w:rPr>
-              <w:instrText xml:space="preserve"> PAGEREF _Toc243055283 \h </w:instrText>
+              <w:instrText xml:space="preserve"> PAGEREF _Toc243304309 \h </w:instrText>
             </w:r>
             <w:r>
               <w:rPr>
@@ -879,7 +879,7 @@
               <w14:ligatures w14:val="standardContextual"/>
             </w:rPr>
           </w:pPr>
-          <w:hyperlink w:anchor="_Toc243055284" w:history="1">
+          <w:hyperlink w:anchor="_Toc243304310" w:history="1">
             <w:r>
               <w:rPr>
                 <w:rStyle w:val="Hipervnculo"/>
@@ -903,7 +903,7 @@
               <w:rPr>
                 <w:noProof/>
               </w:rPr>
-              <w:instrText xml:space="preserve"> PAGEREF _Toc243055284 \h </w:instrText>
+              <w:instrText xml:space="preserve"> PAGEREF _Toc243304310 \h </w:instrText>
             </w:r>
             <w:r>
               <w:rPr>
@@ -946,7 +946,7 @@
               <w14:ligatures w14:val="standardContextual"/>
             </w:rPr>
           </w:pPr>
-          <w:hyperlink w:anchor="_Toc243055285" w:history="1">
+          <w:hyperlink w:anchor="_Toc243304311" w:history="1">
             <w:r>
               <w:rPr>
                 <w:rStyle w:val="Hipervnculo"/>
@@ -970,7 +970,7 @@
               <w:rPr>
                 <w:noProof/>
               </w:rPr>
-              <w:instrText xml:space="preserve"> PAGEREF _Toc243055285 \h </w:instrText>
+              <w:instrText xml:space="preserve"> PAGEREF _Toc243304311 \h </w:instrText>
             </w:r>
             <w:r>
               <w:rPr>
@@ -1014,7 +1014,7 @@
         <w:pStyle w:val="Ttulo1"/>
         <w:keepNext/>
       </w:pPr>
-      <w:bookmarkStart w:id="0" w:name="_Toc243055278"/>
+      <w:bookmarkStart w:id="0" w:name="_Toc243304304"/>
       <w:r>
         <w:t>1. Preparar el entorno</w:t>
       </w:r>
@@ -1270,7 +1270,7 @@
         <w:pStyle w:val="Ttulo1"/>
         <w:keepNext/>
       </w:pPr>
-      <w:bookmarkStart w:id="1" w:name="_Toc243055279"/>
+      <w:bookmarkStart w:id="1" w:name="_Toc243304305"/>
       <w:r>
         <w:t>2. Proceso SDD: el SPEC primero</w:t>
       </w:r>
@@ -1393,7 +1393,7 @@
         <w:pStyle w:val="Ttulo1"/>
         <w:keepNext/>
       </w:pPr>
-      <w:bookmarkStart w:id="2" w:name="_Toc243055280"/>
+      <w:bookmarkStart w:id="2" w:name="_Toc243304306"/>
       <w:r>
         <w:t>3. Convenciones</w:t>
       </w:r>
@@ -2385,7 +2385,39 @@
                 <w:sz w:val="18"/>
                 <w:szCs w:val="18"/>
               </w:rPr>
-              <w:t>; no se escriben tablas a mano.</w:t>
+              <w:t xml:space="preserve">; no se escriben tablas a mano. En celular, una lista larga define </w:t>
+            </w:r>
+            <w:r>
+              <w:rPr>
+                <w:rFonts w:ascii="Consolas" w:eastAsia="Consolas" w:hAnsi="Consolas" w:cs="Consolas"/>
+                <w:color w:val="374151"/>
+                <w:sz w:val="16"/>
+                <w:szCs w:val="16"/>
+              </w:rPr>
+              <w:t>tarjeta</w:t>
+            </w:r>
+            <w:r>
+              <w:rPr>
+                <w:sz w:val="18"/>
+                <w:szCs w:val="18"/>
+              </w:rPr>
+              <w:t xml:space="preserve"> (una tarjeta por fila); si la tarjeta ya trae sus botones, </w:t>
+            </w:r>
+            <w:r>
+              <w:rPr>
+                <w:rFonts w:ascii="Consolas" w:eastAsia="Consolas" w:hAnsi="Consolas" w:cs="Consolas"/>
+                <w:color w:val="374151"/>
+                <w:sz w:val="16"/>
+                <w:szCs w:val="16"/>
+              </w:rPr>
+              <w:t>tarjetaConAcciones</w:t>
+            </w:r>
+            <w:r>
+              <w:rPr>
+                <w:sz w:val="18"/>
+                <w:szCs w:val="18"/>
+              </w:rPr>
+              <w:t>.</w:t>
             </w:r>
           </w:p>
         </w:tc>
@@ -2496,7 +2528,7 @@
         <w:pStyle w:val="Ttulo1"/>
         <w:keepNext/>
       </w:pPr>
-      <w:bookmarkStart w:id="3" w:name="_Toc243055281"/>
+      <w:bookmarkStart w:id="3" w:name="_Toc243304307"/>
       <w:r>
         <w:t>4. Cómo agregar una ruta de la API</w:t>
       </w:r>
@@ -2717,7 +2749,7 @@
         <w:pStyle w:val="Ttulo1"/>
         <w:keepNext/>
       </w:pPr>
-      <w:bookmarkStart w:id="4" w:name="_Toc243055282"/>
+      <w:bookmarkStart w:id="4" w:name="_Toc243304308"/>
       <w:r>
         <w:t>5. Cómo agregar un módulo</w:t>
       </w:r>
@@ -2864,7 +2896,7 @@
         <w:pStyle w:val="Ttulo1"/>
         <w:keepNext/>
       </w:pPr>
-      <w:bookmarkStart w:id="5" w:name="_Toc243055283"/>
+      <w:bookmarkStart w:id="5" w:name="_Toc243304309"/>
       <w:r>
         <w:t>6. Pruebas</w:t>
       </w:r>
@@ -3601,7 +3633,7 @@
         <w:pStyle w:val="Ttulo1"/>
         <w:keepNext/>
       </w:pPr>
-      <w:bookmarkStart w:id="6" w:name="_Toc243055284"/>
+      <w:bookmarkStart w:id="6" w:name="_Toc243304310"/>
       <w:r>
         <w:t>7. Integración continua</w:t>
       </w:r>
@@ -3911,7 +3943,7 @@
         <w:pStyle w:val="Ttulo1"/>
         <w:keepNext/>
       </w:pPr>
-      <w:bookmarkStart w:id="7" w:name="_Toc243055285"/>
+      <w:bookmarkStart w:id="7" w:name="_Toc243304311"/>
       <w:r>
         <w:t>8. Antes de hacer commit</w:t>
       </w:r>
@@ -4266,10 +4298,10 @@
 <file path=word/numbering.xml><?xml version="1.0" encoding="utf-8"?>
 <w:numbering xmlns:wpc="http://schemas.microsoft.com/office/word/2010/wordprocessingCanvas" xmlns:cx="http://schemas.microsoft.com/office/drawing/2014/chartex" xmlns:cx1="http://schemas.microsoft.com/office/drawing/2015/9/8/chartex" xmlns:cx2="http://schemas.microsoft.com/office/drawing/2015/10/21/chartex" xmlns:cx3="http://schemas.microsoft.com/office/drawing/2016/5/9/chartex" xmlns:cx4="http://schemas.microsoft.com/office/drawing/2016/5/10/chartex" xmlns:cx5="http://schemas.microsoft.com/office/drawing/2016/5/11/chartex" xmlns:cx6="http://schemas.microsoft.com/office/drawing/2016/5/12/chartex" xmlns:cx7="http://schemas.microsoft.com/office/drawing/2016/5/13/chartex" xmlns:cx8="http://schemas.microsoft.com/office/drawing/2016/5/14/chartex" xmlns:mc="http://schemas.openxmlformats.org/markup-compatibility/2006" xmlns:aink="http://schemas.microsoft.com/office/drawing/2016/ink" xmlns:am3d="http://schemas.microsoft.com/office/drawing/2017/model3d" xmlns:o="urn:schemas-microsoft-com:office:office" xmlns:oel="http://schemas.microsoft.com/office/2019/extlst" xmlns:r="http://schemas.openxmlformats.org/officeDocument/2006/relationships" xmlns:m="http://schemas.openxmlformats.org/officeDocument/2006/math" xmlns:v="urn:schemas-microsoft-com:vml" xmlns:wp14="http://schemas.microsoft.com/office/word/2010/wordprocessingDrawing" xmlns:wp="http://schemas.openxmlformats.org/drawingml/2006/wordprocessingDrawing" xmlns:w10="urn:schemas-microsoft-com:office:word" xmlns:w="http://schemas.openxmlformats.org/wordprocessingml/2006/main" xmlns:w14="http://schemas.microsoft.com/office/word/2010/wordml" xmlns:w15="http://schemas.microsoft.com/office/word/2012/wordml" xmlns:w16cex="http://schemas.microsoft.com/office/word/2018/wordml/cex" xmlns:w16cid="http://schemas.microsoft.com/office/word/2016/wordml/cid" xmlns:w16="http://schemas.microsoft.com/office/word/2018/wordml" xmlns:w16du="http://schemas.microsoft.com/office/word/2023/wordml/word16du" xmlns:w16sdtdh="http://schemas.microsoft.com/office/word/2020/wordml/sdtdatahash" xmlns:w16sdtfl="http://schemas.microsoft.com/office/word/2024/wordml/sdtformatlock" xmlns:w16se="http://schemas.microsoft.com/office/word/2015/wordml/symex" xmlns:wpg="http://schemas.microsoft.com/office/word/2010/wordprocessingGroup" xmlns:wpi="http://schemas.microsoft.com/office/word/2010/wordprocessingInk" xmlns:wne="http://schemas.microsoft.com/office/word/2006/wordml" xmlns:wps="http://schemas.microsoft.com/office/word/2010/wordprocessingShape" mc:Ignorable="w14 w15 w16se w16cid w16 w16cex w16sdtdh w16sdtfl w16du wp14">
   <w:abstractNum w:abstractNumId="0" w15:restartNumberingAfterBreak="0">
-    <w:nsid w:val="10C175CA"/>
+    <w:nsid w:val="05E14991"/>
     <w:multiLevelType w:val="hybridMultilevel"/>
-    <w:tmpl w:val="2EDCF798"/>
-    <w:lvl w:ilvl="0" w:tplc="3DC630D0">
+    <w:tmpl w:val="1048F43A"/>
+    <w:lvl w:ilvl="0" w:tplc="D86E81B4">
       <w:start w:val="1"/>
       <w:numFmt w:val="decimal"/>
       <w:lvlText w:val="%1."/>
@@ -4278,52 +4310,52 @@
         <w:ind w:left="420" w:hanging="300"/>
       </w:pPr>
     </w:lvl>
-    <w:lvl w:ilvl="1" w:tplc="F324777E">
+    <w:lvl w:ilvl="1" w:tplc="3E408F0E">
       <w:numFmt w:val="decimal"/>
       <w:lvlText w:val=""/>
       <w:lvlJc w:val="left"/>
     </w:lvl>
-    <w:lvl w:ilvl="2" w:tplc="9EBE8320">
+    <w:lvl w:ilvl="2" w:tplc="AE043F8C">
       <w:numFmt w:val="decimal"/>
       <w:lvlText w:val=""/>
       <w:lvlJc w:val="left"/>
     </w:lvl>
-    <w:lvl w:ilvl="3" w:tplc="F872C8D0">
+    <w:lvl w:ilvl="3" w:tplc="56C64060">
       <w:numFmt w:val="decimal"/>
       <w:lvlText w:val=""/>
       <w:lvlJc w:val="left"/>
     </w:lvl>
-    <w:lvl w:ilvl="4" w:tplc="78188D18">
+    <w:lvl w:ilvl="4" w:tplc="0CA0D582">
       <w:numFmt w:val="decimal"/>
       <w:lvlText w:val=""/>
       <w:lvlJc w:val="left"/>
     </w:lvl>
-    <w:lvl w:ilvl="5" w:tplc="6C2AFCFC">
+    <w:lvl w:ilvl="5" w:tplc="919ECCF8">
       <w:numFmt w:val="decimal"/>
       <w:lvlText w:val=""/>
       <w:lvlJc w:val="left"/>
     </w:lvl>
-    <w:lvl w:ilvl="6" w:tplc="0BB8120E">
+    <w:lvl w:ilvl="6" w:tplc="F7C4B086">
       <w:numFmt w:val="decimal"/>
       <w:lvlText w:val=""/>
       <w:lvlJc w:val="left"/>
     </w:lvl>
-    <w:lvl w:ilvl="7" w:tplc="E3F49084">
+    <w:lvl w:ilvl="7" w:tplc="918045AC">
       <w:numFmt w:val="decimal"/>
       <w:lvlText w:val=""/>
       <w:lvlJc w:val="left"/>
     </w:lvl>
-    <w:lvl w:ilvl="8" w:tplc="BD9CADB8">
+    <w:lvl w:ilvl="8" w:tplc="2BC6980A">
       <w:numFmt w:val="decimal"/>
       <w:lvlText w:val=""/>
       <w:lvlJc w:val="left"/>
     </w:lvl>
   </w:abstractNum>
   <w:abstractNum w:abstractNumId="1" w15:restartNumberingAfterBreak="0">
-    <w:nsid w:val="416C0A0C"/>
+    <w:nsid w:val="23565CB1"/>
     <w:multiLevelType w:val="hybridMultilevel"/>
-    <w:tmpl w:val="2FECE630"/>
-    <w:lvl w:ilvl="0" w:tplc="40BAA82A" w:tentative="1">
+    <w:tmpl w:val="7B40CD10"/>
+    <w:lvl w:ilvl="0" w:tplc="8D825524" w:tentative="1">
       <w:start w:val="1"/>
       <w:numFmt w:val="bullet"/>
       <w:lvlText w:val="●"/>
@@ -4332,7 +4364,7 @@
         <w:ind w:left="720" w:hanging="360"/>
       </w:pPr>
     </w:lvl>
-    <w:lvl w:ilvl="1" w:tplc="082E4DA4" w:tentative="1">
+    <w:lvl w:ilvl="1" w:tplc="D232675A" w:tentative="1">
       <w:start w:val="1"/>
       <w:numFmt w:val="bullet"/>
       <w:lvlText w:val="○"/>
@@ -4341,7 +4373,7 @@
         <w:ind w:left="1440" w:hanging="360"/>
       </w:pPr>
     </w:lvl>
-    <w:lvl w:ilvl="2" w:tplc="E6EEB886" w:tentative="1">
+    <w:lvl w:ilvl="2" w:tplc="77346178" w:tentative="1">
       <w:start w:val="1"/>
       <w:numFmt w:val="bullet"/>
       <w:lvlText w:val="■"/>
@@ -4350,7 +4382,7 @@
         <w:ind w:left="2160" w:hanging="360"/>
       </w:pPr>
     </w:lvl>
-    <w:lvl w:ilvl="3" w:tplc="A5A2C7DA" w:tentative="1">
+    <w:lvl w:ilvl="3" w:tplc="D696EF2E" w:tentative="1">
       <w:start w:val="1"/>
       <w:numFmt w:val="bullet"/>
       <w:lvlText w:val="●"/>
@@ -4359,7 +4391,7 @@
         <w:ind w:left="2880" w:hanging="360"/>
       </w:pPr>
     </w:lvl>
-    <w:lvl w:ilvl="4" w:tplc="70F4A9C6" w:tentative="1">
+    <w:lvl w:ilvl="4" w:tplc="3F18CECC" w:tentative="1">
       <w:start w:val="1"/>
       <w:numFmt w:val="bullet"/>
       <w:lvlText w:val="○"/>
@@ -4368,7 +4400,7 @@
         <w:ind w:left="3600" w:hanging="360"/>
       </w:pPr>
     </w:lvl>
-    <w:lvl w:ilvl="5" w:tplc="A0A2D814" w:tentative="1">
+    <w:lvl w:ilvl="5" w:tplc="E78C6866" w:tentative="1">
       <w:start w:val="1"/>
       <w:numFmt w:val="bullet"/>
       <w:lvlText w:val="■"/>
@@ -4377,7 +4409,7 @@
         <w:ind w:left="4320" w:hanging="360"/>
       </w:pPr>
     </w:lvl>
-    <w:lvl w:ilvl="6" w:tplc="145C4A4E" w:tentative="1">
+    <w:lvl w:ilvl="6" w:tplc="AEBC1696" w:tentative="1">
       <w:start w:val="1"/>
       <w:numFmt w:val="bullet"/>
       <w:lvlText w:val="●"/>
@@ -4386,7 +4418,7 @@
         <w:ind w:left="5040" w:hanging="360"/>
       </w:pPr>
     </w:lvl>
-    <w:lvl w:ilvl="7" w:tplc="0E94A982" w:tentative="1">
+    <w:lvl w:ilvl="7" w:tplc="D71E208A" w:tentative="1">
       <w:start w:val="1"/>
       <w:numFmt w:val="bullet"/>
       <w:lvlText w:val="●"/>
@@ -4395,7 +4427,7 @@
         <w:ind w:left="5760" w:hanging="360"/>
       </w:pPr>
     </w:lvl>
-    <w:lvl w:ilvl="8" w:tplc="5DB07CD0" w:tentative="1">
+    <w:lvl w:ilvl="8" w:tplc="C2A00DDA" w:tentative="1">
       <w:start w:val="1"/>
       <w:numFmt w:val="bullet"/>
       <w:lvlText w:val="●"/>
@@ -4406,10 +4438,10 @@
     </w:lvl>
   </w:abstractNum>
   <w:abstractNum w:abstractNumId="2" w15:restartNumberingAfterBreak="0">
-    <w:nsid w:val="6E4C30EF"/>
+    <w:nsid w:val="6B404897"/>
     <w:multiLevelType w:val="hybridMultilevel"/>
-    <w:tmpl w:val="E80EDDAA"/>
-    <w:lvl w:ilvl="0" w:tplc="54CA49A4">
+    <w:tmpl w:val="FCBE9602"/>
+    <w:lvl w:ilvl="0" w:tplc="49B65540">
       <w:start w:val="1"/>
       <w:numFmt w:val="bullet"/>
       <w:lvlText w:val="•"/>
@@ -4418,7 +4450,7 @@
         <w:ind w:left="400" w:hanging="260"/>
       </w:pPr>
     </w:lvl>
-    <w:lvl w:ilvl="1" w:tplc="812877A4" w:tentative="1">
+    <w:lvl w:ilvl="1" w:tplc="CDF836DC" w:tentative="1">
       <w:start w:val="1"/>
       <w:numFmt w:val="bullet"/>
       <w:lvlText w:val="–"/>
@@ -4427,7 +4459,7 @@
         <w:ind w:left="760" w:hanging="260"/>
       </w:pPr>
     </w:lvl>
-    <w:lvl w:ilvl="2" w:tplc="6770A8B8" w:tentative="1">
+    <w:lvl w:ilvl="2" w:tplc="FE18807E" w:tentative="1">
       <w:start w:val="1"/>
       <w:numFmt w:val="bullet"/>
       <w:lvlText w:val="·"/>
@@ -4436,62 +4468,62 @@
         <w:ind w:left="1120" w:hanging="260"/>
       </w:pPr>
     </w:lvl>
-    <w:lvl w:ilvl="3" w:tplc="3204491A">
+    <w:lvl w:ilvl="3" w:tplc="FA949D78">
       <w:numFmt w:val="decimal"/>
       <w:lvlText w:val=""/>
       <w:lvlJc w:val="left"/>
     </w:lvl>
-    <w:lvl w:ilvl="4" w:tplc="C3923A22">
+    <w:lvl w:ilvl="4" w:tplc="B22AA82C">
       <w:numFmt w:val="decimal"/>
       <w:lvlText w:val=""/>
       <w:lvlJc w:val="left"/>
     </w:lvl>
-    <w:lvl w:ilvl="5" w:tplc="B8029EDA">
+    <w:lvl w:ilvl="5" w:tplc="19F63890">
       <w:numFmt w:val="decimal"/>
       <w:lvlText w:val=""/>
       <w:lvlJc w:val="left"/>
     </w:lvl>
-    <w:lvl w:ilvl="6" w:tplc="B8AE99D4">
+    <w:lvl w:ilvl="6" w:tplc="4CE08878">
       <w:numFmt w:val="decimal"/>
       <w:lvlText w:val=""/>
       <w:lvlJc w:val="left"/>
     </w:lvl>
-    <w:lvl w:ilvl="7" w:tplc="D5ACC4B8">
+    <w:lvl w:ilvl="7" w:tplc="0C78B946">
       <w:numFmt w:val="decimal"/>
       <w:lvlText w:val=""/>
       <w:lvlJc w:val="left"/>
     </w:lvl>
-    <w:lvl w:ilvl="8" w:tplc="40927BC8">
+    <w:lvl w:ilvl="8" w:tplc="4B22C0AE">
       <w:numFmt w:val="decimal"/>
       <w:lvlText w:val=""/>
       <w:lvlJc w:val="left"/>
     </w:lvl>
   </w:abstractNum>
-  <w:num w:numId="1" w16cid:durableId="784008686">
+  <w:num w:numId="1" w16cid:durableId="2050909878">
     <w:abstractNumId w:val="1"/>
     <w:lvlOverride w:ilvl="0">
       <w:startOverride w:val="1"/>
     </w:lvlOverride>
   </w:num>
-  <w:num w:numId="2" w16cid:durableId="1229922907">
+  <w:num w:numId="2" w16cid:durableId="681980306">
     <w:abstractNumId w:val="0"/>
     <w:lvlOverride w:ilvl="0">
       <w:startOverride w:val="1"/>
     </w:lvlOverride>
   </w:num>
-  <w:num w:numId="3" w16cid:durableId="377507929">
+  <w:num w:numId="3" w16cid:durableId="1829782387">
     <w:abstractNumId w:val="2"/>
     <w:lvlOverride w:ilvl="0">
       <w:startOverride w:val="1"/>
     </w:lvlOverride>
   </w:num>
-  <w:num w:numId="4" w16cid:durableId="903219110">
+  <w:num w:numId="4" w16cid:durableId="6953182">
     <w:abstractNumId w:val="0"/>
     <w:lvlOverride w:ilvl="0">
       <w:startOverride w:val="1"/>
     </w:lvlOverride>
   </w:num>
-  <w:num w:numId="5" w16cid:durableId="850601886">
+  <w:num w:numId="5" w16cid:durableId="1449853316">
     <w:abstractNumId w:val="0"/>
     <w:lvlOverride w:ilvl="0">
       <w:startOverride w:val="1"/>
@@ -5134,7 +5166,7 @@
     <w:autoRedefine/>
     <w:uiPriority w:val="39"/>
     <w:unhideWhenUsed/>
-    <w:rsid w:val="00B7220A"/>
+    <w:rsid w:val="001819D3"/>
     <w:pPr>
       <w:spacing w:after="100"/>
     </w:pPr>

--- a/documentacion/Guia de desarrollo.docx
+++ b/documentacion/Guia de desarrollo.docx
@@ -448,7 +448,7 @@
     <w:sdt>
       <w:sdtPr>
         <w:alias w:val="Contenido"/>
-        <w:id w:val="-1025942756"/>
+        <w:id w:val="1376965029"/>
       </w:sdtPr>
       <w:sdtEndPr/>
       <w:sdtContent>
@@ -477,7 +477,7 @@
           <w:r>
             <w:fldChar w:fldCharType="separate"/>
           </w:r>
-          <w:hyperlink w:anchor="_Toc243304304" w:history="1">
+          <w:hyperlink w:anchor="_Toc243305409" w:history="1">
             <w:r>
               <w:rPr>
                 <w:rStyle w:val="Hipervnculo"/>
@@ -501,7 +501,7 @@
               <w:rPr>
                 <w:noProof/>
               </w:rPr>
-              <w:instrText xml:space="preserve"> PAGEREF _Toc243304304 \h </w:instrText>
+              <w:instrText xml:space="preserve"> PAGEREF _Toc243305409 \h </w:instrText>
             </w:r>
             <w:r>
               <w:rPr>
@@ -544,7 +544,7 @@
               <w14:ligatures w14:val="standardContextual"/>
             </w:rPr>
           </w:pPr>
-          <w:hyperlink w:anchor="_Toc243304305" w:history="1">
+          <w:hyperlink w:anchor="_Toc243305410" w:history="1">
             <w:r>
               <w:rPr>
                 <w:rStyle w:val="Hipervnculo"/>
@@ -568,7 +568,7 @@
               <w:rPr>
                 <w:noProof/>
               </w:rPr>
-              <w:instrText xml:space="preserve"> PAGEREF _Toc243304305 \h </w:instrText>
+              <w:instrText xml:space="preserve"> PAGEREF _Toc243305410 \h </w:instrText>
             </w:r>
             <w:r>
               <w:rPr>
@@ -611,7 +611,7 @@
               <w14:ligatures w14:val="standardContextual"/>
             </w:rPr>
           </w:pPr>
-          <w:hyperlink w:anchor="_Toc243304306" w:history="1">
+          <w:hyperlink w:anchor="_Toc243305411" w:history="1">
             <w:r>
               <w:rPr>
                 <w:rStyle w:val="Hipervnculo"/>
@@ -635,7 +635,7 @@
               <w:rPr>
                 <w:noProof/>
               </w:rPr>
-              <w:instrText xml:space="preserve"> PAGEREF _Toc243304306 \h </w:instrText>
+              <w:instrText xml:space="preserve"> PAGEREF _Toc243305411 \h </w:instrText>
             </w:r>
             <w:r>
               <w:rPr>
@@ -678,7 +678,7 @@
               <w14:ligatures w14:val="standardContextual"/>
             </w:rPr>
           </w:pPr>
-          <w:hyperlink w:anchor="_Toc243304307" w:history="1">
+          <w:hyperlink w:anchor="_Toc243305412" w:history="1">
             <w:r>
               <w:rPr>
                 <w:rStyle w:val="Hipervnculo"/>
@@ -702,7 +702,7 @@
               <w:rPr>
                 <w:noProof/>
               </w:rPr>
-              <w:instrText xml:space="preserve"> PAGEREF _Toc243304307 \h </w:instrText>
+              <w:instrText xml:space="preserve"> PAGEREF _Toc243305412 \h </w:instrText>
             </w:r>
             <w:r>
               <w:rPr>
@@ -745,7 +745,7 @@
               <w14:ligatures w14:val="standardContextual"/>
             </w:rPr>
           </w:pPr>
-          <w:hyperlink w:anchor="_Toc243304308" w:history="1">
+          <w:hyperlink w:anchor="_Toc243305413" w:history="1">
             <w:r>
               <w:rPr>
                 <w:rStyle w:val="Hipervnculo"/>
@@ -769,7 +769,7 @@
               <w:rPr>
                 <w:noProof/>
               </w:rPr>
-              <w:instrText xml:space="preserve"> PAGEREF _Toc243304308 \h </w:instrText>
+              <w:instrText xml:space="preserve"> PAGEREF _Toc243305413 \h </w:instrText>
             </w:r>
             <w:r>
               <w:rPr>
@@ -812,7 +812,7 @@
               <w14:ligatures w14:val="standardContextual"/>
             </w:rPr>
           </w:pPr>
-          <w:hyperlink w:anchor="_Toc243304309" w:history="1">
+          <w:hyperlink w:anchor="_Toc243305414" w:history="1">
             <w:r>
               <w:rPr>
                 <w:rStyle w:val="Hipervnculo"/>
@@ -836,7 +836,7 @@
               <w:rPr>
                 <w:noProof/>
               </w:rPr>
-              <w:instrText xml:space="preserve"> PAGEREF _Toc243304309 \h </w:instrText>
+              <w:instrText xml:space="preserve"> PAGEREF _Toc243305414 \h </w:instrText>
             </w:r>
             <w:r>
               <w:rPr>
@@ -879,7 +879,7 @@
               <w14:ligatures w14:val="standardContextual"/>
             </w:rPr>
           </w:pPr>
-          <w:hyperlink w:anchor="_Toc243304310" w:history="1">
+          <w:hyperlink w:anchor="_Toc243305415" w:history="1">
             <w:r>
               <w:rPr>
                 <w:rStyle w:val="Hipervnculo"/>
@@ -903,7 +903,7 @@
               <w:rPr>
                 <w:noProof/>
               </w:rPr>
-              <w:instrText xml:space="preserve"> PAGEREF _Toc243304310 \h </w:instrText>
+              <w:instrText xml:space="preserve"> PAGEREF _Toc243305415 \h </w:instrText>
             </w:r>
             <w:r>
               <w:rPr>
@@ -946,7 +946,7 @@
               <w14:ligatures w14:val="standardContextual"/>
             </w:rPr>
           </w:pPr>
-          <w:hyperlink w:anchor="_Toc243304311" w:history="1">
+          <w:hyperlink w:anchor="_Toc243305416" w:history="1">
             <w:r>
               <w:rPr>
                 <w:rStyle w:val="Hipervnculo"/>
@@ -970,7 +970,7 @@
               <w:rPr>
                 <w:noProof/>
               </w:rPr>
-              <w:instrText xml:space="preserve"> PAGEREF _Toc243304311 \h </w:instrText>
+              <w:instrText xml:space="preserve"> PAGEREF _Toc243305416 \h </w:instrText>
             </w:r>
             <w:r>
               <w:rPr>
@@ -1014,7 +1014,7 @@
         <w:pStyle w:val="Ttulo1"/>
         <w:keepNext/>
       </w:pPr>
-      <w:bookmarkStart w:id="0" w:name="_Toc243304304"/>
+      <w:bookmarkStart w:id="0" w:name="_Toc243305409"/>
       <w:r>
         <w:t>1. Preparar el entorno</w:t>
       </w:r>
@@ -1270,7 +1270,7 @@
         <w:pStyle w:val="Ttulo1"/>
         <w:keepNext/>
       </w:pPr>
-      <w:bookmarkStart w:id="1" w:name="_Toc243304305"/>
+      <w:bookmarkStart w:id="1" w:name="_Toc243305410"/>
       <w:r>
         <w:t>2. Proceso SDD: el SPEC primero</w:t>
       </w:r>
@@ -1393,7 +1393,7 @@
         <w:pStyle w:val="Ttulo1"/>
         <w:keepNext/>
       </w:pPr>
-      <w:bookmarkStart w:id="2" w:name="_Toc243304306"/>
+      <w:bookmarkStart w:id="2" w:name="_Toc243305411"/>
       <w:r>
         <w:t>3. Convenciones</w:t>
       </w:r>
@@ -2528,7 +2528,7 @@
         <w:pStyle w:val="Ttulo1"/>
         <w:keepNext/>
       </w:pPr>
-      <w:bookmarkStart w:id="3" w:name="_Toc243304307"/>
+      <w:bookmarkStart w:id="3" w:name="_Toc243305412"/>
       <w:r>
         <w:t>4. Cómo agregar una ruta de la API</w:t>
       </w:r>
@@ -2749,7 +2749,7 @@
         <w:pStyle w:val="Ttulo1"/>
         <w:keepNext/>
       </w:pPr>
-      <w:bookmarkStart w:id="4" w:name="_Toc243304308"/>
+      <w:bookmarkStart w:id="4" w:name="_Toc243305413"/>
       <w:r>
         <w:t>5. Cómo agregar un módulo</w:t>
       </w:r>
@@ -2896,7 +2896,7 @@
         <w:pStyle w:val="Ttulo1"/>
         <w:keepNext/>
       </w:pPr>
-      <w:bookmarkStart w:id="5" w:name="_Toc243304309"/>
+      <w:bookmarkStart w:id="5" w:name="_Toc243305414"/>
       <w:r>
         <w:t>6. Pruebas</w:t>
       </w:r>
@@ -3633,7 +3633,7 @@
         <w:pStyle w:val="Ttulo1"/>
         <w:keepNext/>
       </w:pPr>
-      <w:bookmarkStart w:id="6" w:name="_Toc243304310"/>
+      <w:bookmarkStart w:id="6" w:name="_Toc243305415"/>
       <w:r>
         <w:t>7. Integración continua</w:t>
       </w:r>
@@ -3943,7 +3943,7 @@
         <w:pStyle w:val="Ttulo1"/>
         <w:keepNext/>
       </w:pPr>
-      <w:bookmarkStart w:id="7" w:name="_Toc243304311"/>
+      <w:bookmarkStart w:id="7" w:name="_Toc243305416"/>
       <w:r>
         <w:t>8. Antes de hacer commit</w:t>
       </w:r>
@@ -4298,233 +4298,233 @@
 <file path=word/numbering.xml><?xml version="1.0" encoding="utf-8"?>
 <w:numbering xmlns:wpc="http://schemas.microsoft.com/office/word/2010/wordprocessingCanvas" xmlns:cx="http://schemas.microsoft.com/office/drawing/2014/chartex" xmlns:cx1="http://schemas.microsoft.com/office/drawing/2015/9/8/chartex" xmlns:cx2="http://schemas.microsoft.com/office/drawing/2015/10/21/chartex" xmlns:cx3="http://schemas.microsoft.com/office/drawing/2016/5/9/chartex" xmlns:cx4="http://schemas.microsoft.com/office/drawing/2016/5/10/chartex" xmlns:cx5="http://schemas.microsoft.com/office/drawing/2016/5/11/chartex" xmlns:cx6="http://schemas.microsoft.com/office/drawing/2016/5/12/chartex" xmlns:cx7="http://schemas.microsoft.com/office/drawing/2016/5/13/chartex" xmlns:cx8="http://schemas.microsoft.com/office/drawing/2016/5/14/chartex" xmlns:mc="http://schemas.openxmlformats.org/markup-compatibility/2006" xmlns:aink="http://schemas.microsoft.com/office/drawing/2016/ink" xmlns:am3d="http://schemas.microsoft.com/office/drawing/2017/model3d" xmlns:o="urn:schemas-microsoft-com:office:office" xmlns:oel="http://schemas.microsoft.com/office/2019/extlst" xmlns:r="http://schemas.openxmlformats.org/officeDocument/2006/relationships" xmlns:m="http://schemas.openxmlformats.org/officeDocument/2006/math" xmlns:v="urn:schemas-microsoft-com:vml" xmlns:wp14="http://schemas.microsoft.com/office/word/2010/wordprocessingDrawing" xmlns:wp="http://schemas.openxmlformats.org/drawingml/2006/wordprocessingDrawing" xmlns:w10="urn:schemas-microsoft-com:office:word" xmlns:w="http://schemas.openxmlformats.org/wordprocessingml/2006/main" xmlns:w14="http://schemas.microsoft.com/office/word/2010/wordml" xmlns:w15="http://schemas.microsoft.com/office/word/2012/wordml" xmlns:w16cex="http://schemas.microsoft.com/office/word/2018/wordml/cex" xmlns:w16cid="http://schemas.microsoft.com/office/word/2016/wordml/cid" xmlns:w16="http://schemas.microsoft.com/office/word/2018/wordml" xmlns:w16du="http://schemas.microsoft.com/office/word/2023/wordml/word16du" xmlns:w16sdtdh="http://schemas.microsoft.com/office/word/2020/wordml/sdtdatahash" xmlns:w16sdtfl="http://schemas.microsoft.com/office/word/2024/wordml/sdtformatlock" xmlns:w16se="http://schemas.microsoft.com/office/word/2015/wordml/symex" xmlns:wpg="http://schemas.microsoft.com/office/word/2010/wordprocessingGroup" xmlns:wpi="http://schemas.microsoft.com/office/word/2010/wordprocessingInk" xmlns:wne="http://schemas.microsoft.com/office/word/2006/wordml" xmlns:wps="http://schemas.microsoft.com/office/word/2010/wordprocessingShape" mc:Ignorable="w14 w15 w16se w16cid w16 w16cex w16sdtdh w16sdtfl w16du wp14">
   <w:abstractNum w:abstractNumId="0" w15:restartNumberingAfterBreak="0">
-    <w:nsid w:val="05E14991"/>
+    <w:nsid w:val="4A862B9E"/>
     <w:multiLevelType w:val="hybridMultilevel"/>
-    <w:tmpl w:val="1048F43A"/>
-    <w:lvl w:ilvl="0" w:tplc="D86E81B4">
+    <w:tmpl w:val="18FCD05A"/>
+    <w:lvl w:ilvl="0" w:tplc="940046C8" w:tentative="1">
       <w:start w:val="1"/>
-      <w:numFmt w:val="decimal"/>
-      <w:lvlText w:val="%1."/>
+      <w:numFmt w:val="bullet"/>
+      <w:lvlText w:val="●"/>
       <w:lvlJc w:val="left"/>
       <w:pPr>
-        <w:ind w:left="420" w:hanging="300"/>
+        <w:ind w:left="720" w:hanging="360"/>
       </w:pPr>
     </w:lvl>
-    <w:lvl w:ilvl="1" w:tplc="3E408F0E">
+    <w:lvl w:ilvl="1" w:tplc="BADE7968" w:tentative="1">
+      <w:start w:val="1"/>
+      <w:numFmt w:val="bullet"/>
+      <w:lvlText w:val="○"/>
+      <w:lvlJc w:val="left"/>
+      <w:pPr>
+        <w:ind w:left="1440" w:hanging="360"/>
+      </w:pPr>
+    </w:lvl>
+    <w:lvl w:ilvl="2" w:tplc="2EC827B6" w:tentative="1">
+      <w:start w:val="1"/>
+      <w:numFmt w:val="bullet"/>
+      <w:lvlText w:val="■"/>
+      <w:lvlJc w:val="left"/>
+      <w:pPr>
+        <w:ind w:left="2160" w:hanging="360"/>
+      </w:pPr>
+    </w:lvl>
+    <w:lvl w:ilvl="3" w:tplc="CFEAF070" w:tentative="1">
+      <w:start w:val="1"/>
+      <w:numFmt w:val="bullet"/>
+      <w:lvlText w:val="●"/>
+      <w:lvlJc w:val="left"/>
+      <w:pPr>
+        <w:ind w:left="2880" w:hanging="360"/>
+      </w:pPr>
+    </w:lvl>
+    <w:lvl w:ilvl="4" w:tplc="7AD60190" w:tentative="1">
+      <w:start w:val="1"/>
+      <w:numFmt w:val="bullet"/>
+      <w:lvlText w:val="○"/>
+      <w:lvlJc w:val="left"/>
+      <w:pPr>
+        <w:ind w:left="3600" w:hanging="360"/>
+      </w:pPr>
+    </w:lvl>
+    <w:lvl w:ilvl="5" w:tplc="6FA45066" w:tentative="1">
+      <w:start w:val="1"/>
+      <w:numFmt w:val="bullet"/>
+      <w:lvlText w:val="■"/>
+      <w:lvlJc w:val="left"/>
+      <w:pPr>
+        <w:ind w:left="4320" w:hanging="360"/>
+      </w:pPr>
+    </w:lvl>
+    <w:lvl w:ilvl="6" w:tplc="EEDE4A2A" w:tentative="1">
+      <w:start w:val="1"/>
+      <w:numFmt w:val="bullet"/>
+      <w:lvlText w:val="●"/>
+      <w:lvlJc w:val="left"/>
+      <w:pPr>
+        <w:ind w:left="5040" w:hanging="360"/>
+      </w:pPr>
+    </w:lvl>
+    <w:lvl w:ilvl="7" w:tplc="97BCA09A" w:tentative="1">
+      <w:start w:val="1"/>
+      <w:numFmt w:val="bullet"/>
+      <w:lvlText w:val="●"/>
+      <w:lvlJc w:val="left"/>
+      <w:pPr>
+        <w:ind w:left="5760" w:hanging="360"/>
+      </w:pPr>
+    </w:lvl>
+    <w:lvl w:ilvl="8" w:tplc="CE6EEB1A" w:tentative="1">
+      <w:start w:val="1"/>
+      <w:numFmt w:val="bullet"/>
+      <w:lvlText w:val="●"/>
+      <w:lvlJc w:val="left"/>
+      <w:pPr>
+        <w:ind w:left="6480" w:hanging="360"/>
+      </w:pPr>
+    </w:lvl>
+  </w:abstractNum>
+  <w:abstractNum w:abstractNumId="1" w15:restartNumberingAfterBreak="0">
+    <w:nsid w:val="59794A00"/>
+    <w:multiLevelType w:val="hybridMultilevel"/>
+    <w:tmpl w:val="653888F4"/>
+    <w:lvl w:ilvl="0" w:tplc="83B2A528">
+      <w:start w:val="1"/>
+      <w:numFmt w:val="bullet"/>
+      <w:lvlText w:val="•"/>
+      <w:lvlJc w:val="left"/>
+      <w:pPr>
+        <w:ind w:left="400" w:hanging="260"/>
+      </w:pPr>
+    </w:lvl>
+    <w:lvl w:ilvl="1" w:tplc="6BB8068E" w:tentative="1">
+      <w:start w:val="1"/>
+      <w:numFmt w:val="bullet"/>
+      <w:lvlText w:val="–"/>
+      <w:lvlJc w:val="left"/>
+      <w:pPr>
+        <w:ind w:left="760" w:hanging="260"/>
+      </w:pPr>
+    </w:lvl>
+    <w:lvl w:ilvl="2" w:tplc="B1DE04C8" w:tentative="1">
+      <w:start w:val="1"/>
+      <w:numFmt w:val="bullet"/>
+      <w:lvlText w:val="·"/>
+      <w:lvlJc w:val="left"/>
+      <w:pPr>
+        <w:ind w:left="1120" w:hanging="260"/>
+      </w:pPr>
+    </w:lvl>
+    <w:lvl w:ilvl="3" w:tplc="B43834E0">
       <w:numFmt w:val="decimal"/>
       <w:lvlText w:val=""/>
       <w:lvlJc w:val="left"/>
     </w:lvl>
-    <w:lvl w:ilvl="2" w:tplc="AE043F8C">
+    <w:lvl w:ilvl="4" w:tplc="CB38DE1A">
       <w:numFmt w:val="decimal"/>
       <w:lvlText w:val=""/>
       <w:lvlJc w:val="left"/>
     </w:lvl>
-    <w:lvl w:ilvl="3" w:tplc="56C64060">
+    <w:lvl w:ilvl="5" w:tplc="0756B8DA">
       <w:numFmt w:val="decimal"/>
       <w:lvlText w:val=""/>
       <w:lvlJc w:val="left"/>
     </w:lvl>
-    <w:lvl w:ilvl="4" w:tplc="0CA0D582">
+    <w:lvl w:ilvl="6" w:tplc="32F0751C">
       <w:numFmt w:val="decimal"/>
       <w:lvlText w:val=""/>
       <w:lvlJc w:val="left"/>
     </w:lvl>
-    <w:lvl w:ilvl="5" w:tplc="919ECCF8">
+    <w:lvl w:ilvl="7" w:tplc="3B5A5312">
       <w:numFmt w:val="decimal"/>
       <w:lvlText w:val=""/>
       <w:lvlJc w:val="left"/>
     </w:lvl>
-    <w:lvl w:ilvl="6" w:tplc="F7C4B086">
-      <w:numFmt w:val="decimal"/>
-      <w:lvlText w:val=""/>
-      <w:lvlJc w:val="left"/>
-    </w:lvl>
-    <w:lvl w:ilvl="7" w:tplc="918045AC">
-      <w:numFmt w:val="decimal"/>
-      <w:lvlText w:val=""/>
-      <w:lvlJc w:val="left"/>
-    </w:lvl>
-    <w:lvl w:ilvl="8" w:tplc="2BC6980A">
+    <w:lvl w:ilvl="8" w:tplc="4EBE58CE">
       <w:numFmt w:val="decimal"/>
       <w:lvlText w:val=""/>
       <w:lvlJc w:val="left"/>
     </w:lvl>
   </w:abstractNum>
-  <w:abstractNum w:abstractNumId="1" w15:restartNumberingAfterBreak="0">
-    <w:nsid w:val="23565CB1"/>
+  <w:abstractNum w:abstractNumId="2" w15:restartNumberingAfterBreak="0">
+    <w:nsid w:val="643C10A1"/>
     <w:multiLevelType w:val="hybridMultilevel"/>
-    <w:tmpl w:val="7B40CD10"/>
-    <w:lvl w:ilvl="0" w:tplc="8D825524" w:tentative="1">
+    <w:tmpl w:val="4FD40BA4"/>
+    <w:lvl w:ilvl="0" w:tplc="EF566756">
       <w:start w:val="1"/>
-      <w:numFmt w:val="bullet"/>
-      <w:lvlText w:val="●"/>
+      <w:numFmt w:val="decimal"/>
+      <w:lvlText w:val="%1."/>
       <w:lvlJc w:val="left"/>
       <w:pPr>
-        <w:ind w:left="720" w:hanging="360"/>
+        <w:ind w:left="420" w:hanging="300"/>
       </w:pPr>
     </w:lvl>
-    <w:lvl w:ilvl="1" w:tplc="D232675A" w:tentative="1">
-      <w:start w:val="1"/>
-      <w:numFmt w:val="bullet"/>
-      <w:lvlText w:val="○"/>
-      <w:lvlJc w:val="left"/>
-      <w:pPr>
-        <w:ind w:left="1440" w:hanging="360"/>
-      </w:pPr>
-    </w:lvl>
-    <w:lvl w:ilvl="2" w:tplc="77346178" w:tentative="1">
-      <w:start w:val="1"/>
-      <w:numFmt w:val="bullet"/>
-      <w:lvlText w:val="■"/>
-      <w:lvlJc w:val="left"/>
-      <w:pPr>
-        <w:ind w:left="2160" w:hanging="360"/>
-      </w:pPr>
-    </w:lvl>
-    <w:lvl w:ilvl="3" w:tplc="D696EF2E" w:tentative="1">
-      <w:start w:val="1"/>
-      <w:numFmt w:val="bullet"/>
-      <w:lvlText w:val="●"/>
-      <w:lvlJc w:val="left"/>
-      <w:pPr>
-        <w:ind w:left="2880" w:hanging="360"/>
-      </w:pPr>
-    </w:lvl>
-    <w:lvl w:ilvl="4" w:tplc="3F18CECC" w:tentative="1">
-      <w:start w:val="1"/>
-      <w:numFmt w:val="bullet"/>
-      <w:lvlText w:val="○"/>
-      <w:lvlJc w:val="left"/>
-      <w:pPr>
-        <w:ind w:left="3600" w:hanging="360"/>
-      </w:pPr>
-    </w:lvl>
-    <w:lvl w:ilvl="5" w:tplc="E78C6866" w:tentative="1">
-      <w:start w:val="1"/>
-      <w:numFmt w:val="bullet"/>
-      <w:lvlText w:val="■"/>
-      <w:lvlJc w:val="left"/>
-      <w:pPr>
-        <w:ind w:left="4320" w:hanging="360"/>
-      </w:pPr>
-    </w:lvl>
-    <w:lvl w:ilvl="6" w:tplc="AEBC1696" w:tentative="1">
-      <w:start w:val="1"/>
-      <w:numFmt w:val="bullet"/>
-      <w:lvlText w:val="●"/>
-      <w:lvlJc w:val="left"/>
-      <w:pPr>
-        <w:ind w:left="5040" w:hanging="360"/>
-      </w:pPr>
-    </w:lvl>
-    <w:lvl w:ilvl="7" w:tplc="D71E208A" w:tentative="1">
-      <w:start w:val="1"/>
-      <w:numFmt w:val="bullet"/>
-      <w:lvlText w:val="●"/>
-      <w:lvlJc w:val="left"/>
-      <w:pPr>
-        <w:ind w:left="5760" w:hanging="360"/>
-      </w:pPr>
-    </w:lvl>
-    <w:lvl w:ilvl="8" w:tplc="C2A00DDA" w:tentative="1">
-      <w:start w:val="1"/>
-      <w:numFmt w:val="bullet"/>
-      <w:lvlText w:val="●"/>
-      <w:lvlJc w:val="left"/>
-      <w:pPr>
-        <w:ind w:left="6480" w:hanging="360"/>
-      </w:pPr>
-    </w:lvl>
-  </w:abstractNum>
-  <w:abstractNum w:abstractNumId="2" w15:restartNumberingAfterBreak="0">
-    <w:nsid w:val="6B404897"/>
-    <w:multiLevelType w:val="hybridMultilevel"/>
-    <w:tmpl w:val="FCBE9602"/>
-    <w:lvl w:ilvl="0" w:tplc="49B65540">
-      <w:start w:val="1"/>
-      <w:numFmt w:val="bullet"/>
-      <w:lvlText w:val="•"/>
-      <w:lvlJc w:val="left"/>
-      <w:pPr>
-        <w:ind w:left="400" w:hanging="260"/>
-      </w:pPr>
-    </w:lvl>
-    <w:lvl w:ilvl="1" w:tplc="CDF836DC" w:tentative="1">
-      <w:start w:val="1"/>
-      <w:numFmt w:val="bullet"/>
-      <w:lvlText w:val="–"/>
-      <w:lvlJc w:val="left"/>
-      <w:pPr>
-        <w:ind w:left="760" w:hanging="260"/>
-      </w:pPr>
-    </w:lvl>
-    <w:lvl w:ilvl="2" w:tplc="FE18807E" w:tentative="1">
-      <w:start w:val="1"/>
-      <w:numFmt w:val="bullet"/>
-      <w:lvlText w:val="·"/>
-      <w:lvlJc w:val="left"/>
-      <w:pPr>
-        <w:ind w:left="1120" w:hanging="260"/>
-      </w:pPr>
-    </w:lvl>
-    <w:lvl w:ilvl="3" w:tplc="FA949D78">
+    <w:lvl w:ilvl="1" w:tplc="D0C475D4">
       <w:numFmt w:val="decimal"/>
       <w:lvlText w:val=""/>
       <w:lvlJc w:val="left"/>
     </w:lvl>
-    <w:lvl w:ilvl="4" w:tplc="B22AA82C">
+    <w:lvl w:ilvl="2" w:tplc="D1AA0E60">
       <w:numFmt w:val="decimal"/>
       <w:lvlText w:val=""/>
       <w:lvlJc w:val="left"/>
     </w:lvl>
-    <w:lvl w:ilvl="5" w:tplc="19F63890">
+    <w:lvl w:ilvl="3" w:tplc="BB4A889C">
       <w:numFmt w:val="decimal"/>
       <w:lvlText w:val=""/>
       <w:lvlJc w:val="left"/>
     </w:lvl>
-    <w:lvl w:ilvl="6" w:tplc="4CE08878">
+    <w:lvl w:ilvl="4" w:tplc="5C663D36">
       <w:numFmt w:val="decimal"/>
       <w:lvlText w:val=""/>
       <w:lvlJc w:val="left"/>
     </w:lvl>
-    <w:lvl w:ilvl="7" w:tplc="0C78B946">
+    <w:lvl w:ilvl="5" w:tplc="AB94DC9C">
       <w:numFmt w:val="decimal"/>
       <w:lvlText w:val=""/>
       <w:lvlJc w:val="left"/>
     </w:lvl>
-    <w:lvl w:ilvl="8" w:tplc="4B22C0AE">
+    <w:lvl w:ilvl="6" w:tplc="F69664D8">
+      <w:numFmt w:val="decimal"/>
+      <w:lvlText w:val=""/>
+      <w:lvlJc w:val="left"/>
+    </w:lvl>
+    <w:lvl w:ilvl="7" w:tplc="49DE3462">
+      <w:numFmt w:val="decimal"/>
+      <w:lvlText w:val=""/>
+      <w:lvlJc w:val="left"/>
+    </w:lvl>
+    <w:lvl w:ilvl="8" w:tplc="FA44C7DE">
       <w:numFmt w:val="decimal"/>
       <w:lvlText w:val=""/>
       <w:lvlJc w:val="left"/>
     </w:lvl>
   </w:abstractNum>
-  <w:num w:numId="1" w16cid:durableId="2050909878">
+  <w:num w:numId="1" w16cid:durableId="391122478">
+    <w:abstractNumId w:val="0"/>
+    <w:lvlOverride w:ilvl="0">
+      <w:startOverride w:val="1"/>
+    </w:lvlOverride>
+  </w:num>
+  <w:num w:numId="2" w16cid:durableId="1825774251">
+    <w:abstractNumId w:val="2"/>
+    <w:lvlOverride w:ilvl="0">
+      <w:startOverride w:val="1"/>
+    </w:lvlOverride>
+  </w:num>
+  <w:num w:numId="3" w16cid:durableId="1604072210">
     <w:abstractNumId w:val="1"/>
     <w:lvlOverride w:ilvl="0">
       <w:startOverride w:val="1"/>
     </w:lvlOverride>
   </w:num>
-  <w:num w:numId="2" w16cid:durableId="681980306">
-    <w:abstractNumId w:val="0"/>
-    <w:lvlOverride w:ilvl="0">
-      <w:startOverride w:val="1"/>
-    </w:lvlOverride>
-  </w:num>
-  <w:num w:numId="3" w16cid:durableId="1829782387">
+  <w:num w:numId="4" w16cid:durableId="1976327568">
     <w:abstractNumId w:val="2"/>
     <w:lvlOverride w:ilvl="0">
       <w:startOverride w:val="1"/>
     </w:lvlOverride>
   </w:num>
-  <w:num w:numId="4" w16cid:durableId="6953182">
-    <w:abstractNumId w:val="0"/>
-    <w:lvlOverride w:ilvl="0">
-      <w:startOverride w:val="1"/>
-    </w:lvlOverride>
-  </w:num>
-  <w:num w:numId="5" w16cid:durableId="1449853316">
-    <w:abstractNumId w:val="0"/>
+  <w:num w:numId="5" w16cid:durableId="2046834489">
+    <w:abstractNumId w:val="2"/>
     <w:lvlOverride w:ilvl="0">
       <w:startOverride w:val="1"/>
     </w:lvlOverride>
@@ -5166,7 +5166,7 @@
     <w:autoRedefine/>
     <w:uiPriority w:val="39"/>
     <w:unhideWhenUsed/>
-    <w:rsid w:val="001819D3"/>
+    <w:rsid w:val="000D53C3"/>
     <w:pPr>
       <w:spacing w:after="100"/>
     </w:pPr>

--- a/documentacion/Guia de desarrollo.docx
+++ b/documentacion/Guia de desarrollo.docx
@@ -448,7 +448,7 @@
     <w:sdt>
       <w:sdtPr>
         <w:alias w:val="Contenido"/>
-        <w:id w:val="1376965029"/>
+        <w:id w:val="1237895737"/>
       </w:sdtPr>
       <w:sdtEndPr/>
       <w:sdtContent>
@@ -477,7 +477,7 @@
           <w:r>
             <w:fldChar w:fldCharType="separate"/>
           </w:r>
-          <w:hyperlink w:anchor="_Toc243305409" w:history="1">
+          <w:hyperlink w:anchor="_Toc243311855" w:history="1">
             <w:r>
               <w:rPr>
                 <w:rStyle w:val="Hipervnculo"/>
@@ -501,7 +501,7 @@
               <w:rPr>
                 <w:noProof/>
               </w:rPr>
-              <w:instrText xml:space="preserve"> PAGEREF _Toc243305409 \h </w:instrText>
+              <w:instrText xml:space="preserve"> PAGEREF _Toc243311855 \h </w:instrText>
             </w:r>
             <w:r>
               <w:rPr>
@@ -544,7 +544,7 @@
               <w14:ligatures w14:val="standardContextual"/>
             </w:rPr>
           </w:pPr>
-          <w:hyperlink w:anchor="_Toc243305410" w:history="1">
+          <w:hyperlink w:anchor="_Toc243311856" w:history="1">
             <w:r>
               <w:rPr>
                 <w:rStyle w:val="Hipervnculo"/>
@@ -568,7 +568,7 @@
               <w:rPr>
                 <w:noProof/>
               </w:rPr>
-              <w:instrText xml:space="preserve"> PAGEREF _Toc243305410 \h </w:instrText>
+              <w:instrText xml:space="preserve"> PAGEREF _Toc243311856 \h </w:instrText>
             </w:r>
             <w:r>
               <w:rPr>
@@ -611,7 +611,7 @@
               <w14:ligatures w14:val="standardContextual"/>
             </w:rPr>
           </w:pPr>
-          <w:hyperlink w:anchor="_Toc243305411" w:history="1">
+          <w:hyperlink w:anchor="_Toc243311857" w:history="1">
             <w:r>
               <w:rPr>
                 <w:rStyle w:val="Hipervnculo"/>
@@ -635,7 +635,7 @@
               <w:rPr>
                 <w:noProof/>
               </w:rPr>
-              <w:instrText xml:space="preserve"> PAGEREF _Toc243305411 \h </w:instrText>
+              <w:instrText xml:space="preserve"> PAGEREF _Toc243311857 \h </w:instrText>
             </w:r>
             <w:r>
               <w:rPr>
@@ -678,7 +678,7 @@
               <w14:ligatures w14:val="standardContextual"/>
             </w:rPr>
           </w:pPr>
-          <w:hyperlink w:anchor="_Toc243305412" w:history="1">
+          <w:hyperlink w:anchor="_Toc243311858" w:history="1">
             <w:r>
               <w:rPr>
                 <w:rStyle w:val="Hipervnculo"/>
@@ -702,7 +702,7 @@
               <w:rPr>
                 <w:noProof/>
               </w:rPr>
-              <w:instrText xml:space="preserve"> PAGEREF _Toc243305412 \h </w:instrText>
+              <w:instrText xml:space="preserve"> PAGEREF _Toc243311858 \h </w:instrText>
             </w:r>
             <w:r>
               <w:rPr>
@@ -745,7 +745,7 @@
               <w14:ligatures w14:val="standardContextual"/>
             </w:rPr>
           </w:pPr>
-          <w:hyperlink w:anchor="_Toc243305413" w:history="1">
+          <w:hyperlink w:anchor="_Toc243311859" w:history="1">
             <w:r>
               <w:rPr>
                 <w:rStyle w:val="Hipervnculo"/>
@@ -769,7 +769,7 @@
               <w:rPr>
                 <w:noProof/>
               </w:rPr>
-              <w:instrText xml:space="preserve"> PAGEREF _Toc243305413 \h </w:instrText>
+              <w:instrText xml:space="preserve"> PAGEREF _Toc243311859 \h </w:instrText>
             </w:r>
             <w:r>
               <w:rPr>
@@ -812,7 +812,7 @@
               <w14:ligatures w14:val="standardContextual"/>
             </w:rPr>
           </w:pPr>
-          <w:hyperlink w:anchor="_Toc243305414" w:history="1">
+          <w:hyperlink w:anchor="_Toc243311860" w:history="1">
             <w:r>
               <w:rPr>
                 <w:rStyle w:val="Hipervnculo"/>
@@ -836,7 +836,7 @@
               <w:rPr>
                 <w:noProof/>
               </w:rPr>
-              <w:instrText xml:space="preserve"> PAGEREF _Toc243305414 \h </w:instrText>
+              <w:instrText xml:space="preserve"> PAGEREF _Toc243311860 \h </w:instrText>
             </w:r>
             <w:r>
               <w:rPr>
@@ -879,7 +879,7 @@
               <w14:ligatures w14:val="standardContextual"/>
             </w:rPr>
           </w:pPr>
-          <w:hyperlink w:anchor="_Toc243305415" w:history="1">
+          <w:hyperlink w:anchor="_Toc243311861" w:history="1">
             <w:r>
               <w:rPr>
                 <w:rStyle w:val="Hipervnculo"/>
@@ -903,7 +903,7 @@
               <w:rPr>
                 <w:noProof/>
               </w:rPr>
-              <w:instrText xml:space="preserve"> PAGEREF _Toc243305415 \h </w:instrText>
+              <w:instrText xml:space="preserve"> PAGEREF _Toc243311861 \h </w:instrText>
             </w:r>
             <w:r>
               <w:rPr>
@@ -946,7 +946,7 @@
               <w14:ligatures w14:val="standardContextual"/>
             </w:rPr>
           </w:pPr>
-          <w:hyperlink w:anchor="_Toc243305416" w:history="1">
+          <w:hyperlink w:anchor="_Toc243311862" w:history="1">
             <w:r>
               <w:rPr>
                 <w:rStyle w:val="Hipervnculo"/>
@@ -970,7 +970,7 @@
               <w:rPr>
                 <w:noProof/>
               </w:rPr>
-              <w:instrText xml:space="preserve"> PAGEREF _Toc243305416 \h </w:instrText>
+              <w:instrText xml:space="preserve"> PAGEREF _Toc243311862 \h </w:instrText>
             </w:r>
             <w:r>
               <w:rPr>
@@ -1014,7 +1014,7 @@
         <w:pStyle w:val="Ttulo1"/>
         <w:keepNext/>
       </w:pPr>
-      <w:bookmarkStart w:id="0" w:name="_Toc243305409"/>
+      <w:bookmarkStart w:id="0" w:name="_Toc243311855"/>
       <w:r>
         <w:t>1. Preparar el entorno</w:t>
       </w:r>
@@ -1270,7 +1270,7 @@
         <w:pStyle w:val="Ttulo1"/>
         <w:keepNext/>
       </w:pPr>
-      <w:bookmarkStart w:id="1" w:name="_Toc243305410"/>
+      <w:bookmarkStart w:id="1" w:name="_Toc243311856"/>
       <w:r>
         <w:t>2. Proceso SDD: el SPEC primero</w:t>
       </w:r>
@@ -1393,7 +1393,7 @@
         <w:pStyle w:val="Ttulo1"/>
         <w:keepNext/>
       </w:pPr>
-      <w:bookmarkStart w:id="2" w:name="_Toc243305411"/>
+      <w:bookmarkStart w:id="2" w:name="_Toc243311857"/>
       <w:r>
         <w:t>3. Convenciones</w:t>
       </w:r>
@@ -2528,7 +2528,7 @@
         <w:pStyle w:val="Ttulo1"/>
         <w:keepNext/>
       </w:pPr>
-      <w:bookmarkStart w:id="3" w:name="_Toc243305412"/>
+      <w:bookmarkStart w:id="3" w:name="_Toc243311858"/>
       <w:r>
         <w:t>4. Cómo agregar una ruta de la API</w:t>
       </w:r>
@@ -2749,7 +2749,7 @@
         <w:pStyle w:val="Ttulo1"/>
         <w:keepNext/>
       </w:pPr>
-      <w:bookmarkStart w:id="4" w:name="_Toc243305413"/>
+      <w:bookmarkStart w:id="4" w:name="_Toc243311859"/>
       <w:r>
         <w:t>5. Cómo agregar un módulo</w:t>
       </w:r>
@@ -2896,7 +2896,7 @@
         <w:pStyle w:val="Ttulo1"/>
         <w:keepNext/>
       </w:pPr>
-      <w:bookmarkStart w:id="5" w:name="_Toc243305414"/>
+      <w:bookmarkStart w:id="5" w:name="_Toc243311860"/>
       <w:r>
         <w:t>6. Pruebas</w:t>
       </w:r>
@@ -3633,7 +3633,7 @@
         <w:pStyle w:val="Ttulo1"/>
         <w:keepNext/>
       </w:pPr>
-      <w:bookmarkStart w:id="6" w:name="_Toc243305415"/>
+      <w:bookmarkStart w:id="6" w:name="_Toc243311861"/>
       <w:r>
         <w:t>7. Integración continua</w:t>
       </w:r>
@@ -3943,7 +3943,7 @@
         <w:pStyle w:val="Ttulo1"/>
         <w:keepNext/>
       </w:pPr>
-      <w:bookmarkStart w:id="7" w:name="_Toc243305416"/>
+      <w:bookmarkStart w:id="7" w:name="_Toc243311862"/>
       <w:r>
         <w:t>8. Antes de hacer commit</w:t>
       </w:r>
@@ -4298,10 +4298,10 @@
 <file path=word/numbering.xml><?xml version="1.0" encoding="utf-8"?>
 <w:numbering xmlns:wpc="http://schemas.microsoft.com/office/word/2010/wordprocessingCanvas" xmlns:cx="http://schemas.microsoft.com/office/drawing/2014/chartex" xmlns:cx1="http://schemas.microsoft.com/office/drawing/2015/9/8/chartex" xmlns:cx2="http://schemas.microsoft.com/office/drawing/2015/10/21/chartex" xmlns:cx3="http://schemas.microsoft.com/office/drawing/2016/5/9/chartex" xmlns:cx4="http://schemas.microsoft.com/office/drawing/2016/5/10/chartex" xmlns:cx5="http://schemas.microsoft.com/office/drawing/2016/5/11/chartex" xmlns:cx6="http://schemas.microsoft.com/office/drawing/2016/5/12/chartex" xmlns:cx7="http://schemas.microsoft.com/office/drawing/2016/5/13/chartex" xmlns:cx8="http://schemas.microsoft.com/office/drawing/2016/5/14/chartex" xmlns:mc="http://schemas.openxmlformats.org/markup-compatibility/2006" xmlns:aink="http://schemas.microsoft.com/office/drawing/2016/ink" xmlns:am3d="http://schemas.microsoft.com/office/drawing/2017/model3d" xmlns:o="urn:schemas-microsoft-com:office:office" xmlns:oel="http://schemas.microsoft.com/office/2019/extlst" xmlns:r="http://schemas.openxmlformats.org/officeDocument/2006/relationships" xmlns:m="http://schemas.openxmlformats.org/officeDocument/2006/math" xmlns:v="urn:schemas-microsoft-com:vml" xmlns:wp14="http://schemas.microsoft.com/office/word/2010/wordprocessingDrawing" xmlns:wp="http://schemas.openxmlformats.org/drawingml/2006/wordprocessingDrawing" xmlns:w10="urn:schemas-microsoft-com:office:word" xmlns:w="http://schemas.openxmlformats.org/wordprocessingml/2006/main" xmlns:w14="http://schemas.microsoft.com/office/word/2010/wordml" xmlns:w15="http://schemas.microsoft.com/office/word/2012/wordml" xmlns:w16cex="http://schemas.microsoft.com/office/word/2018/wordml/cex" xmlns:w16cid="http://schemas.microsoft.com/office/word/2016/wordml/cid" xmlns:w16="http://schemas.microsoft.com/office/word/2018/wordml" xmlns:w16du="http://schemas.microsoft.com/office/word/2023/wordml/word16du" xmlns:w16sdtdh="http://schemas.microsoft.com/office/word/2020/wordml/sdtdatahash" xmlns:w16sdtfl="http://schemas.microsoft.com/office/word/2024/wordml/sdtformatlock" xmlns:w16se="http://schemas.microsoft.com/office/word/2015/wordml/symex" xmlns:wpg="http://schemas.microsoft.com/office/word/2010/wordprocessingGroup" xmlns:wpi="http://schemas.microsoft.com/office/word/2010/wordprocessingInk" xmlns:wne="http://schemas.microsoft.com/office/word/2006/wordml" xmlns:wps="http://schemas.microsoft.com/office/word/2010/wordprocessingShape" mc:Ignorable="w14 w15 w16se w16cid w16 w16cex w16sdtdh w16sdtfl w16du wp14">
   <w:abstractNum w:abstractNumId="0" w15:restartNumberingAfterBreak="0">
-    <w:nsid w:val="4A862B9E"/>
+    <w:nsid w:val="036B56CE"/>
     <w:multiLevelType w:val="hybridMultilevel"/>
-    <w:tmpl w:val="18FCD05A"/>
-    <w:lvl w:ilvl="0" w:tplc="940046C8" w:tentative="1">
+    <w:tmpl w:val="E0547D44"/>
+    <w:lvl w:ilvl="0" w:tplc="007293EE" w:tentative="1">
       <w:start w:val="1"/>
       <w:numFmt w:val="bullet"/>
       <w:lvlText w:val="●"/>
@@ -4310,7 +4310,7 @@
         <w:ind w:left="720" w:hanging="360"/>
       </w:pPr>
     </w:lvl>
-    <w:lvl w:ilvl="1" w:tplc="BADE7968" w:tentative="1">
+    <w:lvl w:ilvl="1" w:tplc="8F705AEA" w:tentative="1">
       <w:start w:val="1"/>
       <w:numFmt w:val="bullet"/>
       <w:lvlText w:val="○"/>
@@ -4319,7 +4319,7 @@
         <w:ind w:left="1440" w:hanging="360"/>
       </w:pPr>
     </w:lvl>
-    <w:lvl w:ilvl="2" w:tplc="2EC827B6" w:tentative="1">
+    <w:lvl w:ilvl="2" w:tplc="3DF2C540" w:tentative="1">
       <w:start w:val="1"/>
       <w:numFmt w:val="bullet"/>
       <w:lvlText w:val="■"/>
@@ -4328,7 +4328,7 @@
         <w:ind w:left="2160" w:hanging="360"/>
       </w:pPr>
     </w:lvl>
-    <w:lvl w:ilvl="3" w:tplc="CFEAF070" w:tentative="1">
+    <w:lvl w:ilvl="3" w:tplc="D8EED896" w:tentative="1">
       <w:start w:val="1"/>
       <w:numFmt w:val="bullet"/>
       <w:lvlText w:val="●"/>
@@ -4337,7 +4337,7 @@
         <w:ind w:left="2880" w:hanging="360"/>
       </w:pPr>
     </w:lvl>
-    <w:lvl w:ilvl="4" w:tplc="7AD60190" w:tentative="1">
+    <w:lvl w:ilvl="4" w:tplc="7E3C2DC2" w:tentative="1">
       <w:start w:val="1"/>
       <w:numFmt w:val="bullet"/>
       <w:lvlText w:val="○"/>
@@ -4346,7 +4346,7 @@
         <w:ind w:left="3600" w:hanging="360"/>
       </w:pPr>
     </w:lvl>
-    <w:lvl w:ilvl="5" w:tplc="6FA45066" w:tentative="1">
+    <w:lvl w:ilvl="5" w:tplc="F4E0BE7C" w:tentative="1">
       <w:start w:val="1"/>
       <w:numFmt w:val="bullet"/>
       <w:lvlText w:val="■"/>
@@ -4355,7 +4355,7 @@
         <w:ind w:left="4320" w:hanging="360"/>
       </w:pPr>
     </w:lvl>
-    <w:lvl w:ilvl="6" w:tplc="EEDE4A2A" w:tentative="1">
+    <w:lvl w:ilvl="6" w:tplc="3586D132" w:tentative="1">
       <w:start w:val="1"/>
       <w:numFmt w:val="bullet"/>
       <w:lvlText w:val="●"/>
@@ -4364,7 +4364,7 @@
         <w:ind w:left="5040" w:hanging="360"/>
       </w:pPr>
     </w:lvl>
-    <w:lvl w:ilvl="7" w:tplc="97BCA09A" w:tentative="1">
+    <w:lvl w:ilvl="7" w:tplc="FE5A6626" w:tentative="1">
       <w:start w:val="1"/>
       <w:numFmt w:val="bullet"/>
       <w:lvlText w:val="●"/>
@@ -4373,7 +4373,7 @@
         <w:ind w:left="5760" w:hanging="360"/>
       </w:pPr>
     </w:lvl>
-    <w:lvl w:ilvl="8" w:tplc="CE6EEB1A" w:tentative="1">
+    <w:lvl w:ilvl="8" w:tplc="16087AE6" w:tentative="1">
       <w:start w:val="1"/>
       <w:numFmt w:val="bullet"/>
       <w:lvlText w:val="●"/>
@@ -4384,147 +4384,147 @@
     </w:lvl>
   </w:abstractNum>
   <w:abstractNum w:abstractNumId="1" w15:restartNumberingAfterBreak="0">
-    <w:nsid w:val="59794A00"/>
+    <w:nsid w:val="2EF531A4"/>
     <w:multiLevelType w:val="hybridMultilevel"/>
-    <w:tmpl w:val="653888F4"/>
-    <w:lvl w:ilvl="0" w:tplc="83B2A528">
+    <w:tmpl w:val="20A6EED4"/>
+    <w:lvl w:ilvl="0" w:tplc="EF56569E">
       <w:start w:val="1"/>
-      <w:numFmt w:val="bullet"/>
-      <w:lvlText w:val="•"/>
+      <w:numFmt w:val="decimal"/>
+      <w:lvlText w:val="%1."/>
       <w:lvlJc w:val="left"/>
       <w:pPr>
-        <w:ind w:left="400" w:hanging="260"/>
+        <w:ind w:left="420" w:hanging="300"/>
       </w:pPr>
     </w:lvl>
-    <w:lvl w:ilvl="1" w:tplc="6BB8068E" w:tentative="1">
-      <w:start w:val="1"/>
-      <w:numFmt w:val="bullet"/>
-      <w:lvlText w:val="–"/>
-      <w:lvlJc w:val="left"/>
-      <w:pPr>
-        <w:ind w:left="760" w:hanging="260"/>
-      </w:pPr>
-    </w:lvl>
-    <w:lvl w:ilvl="2" w:tplc="B1DE04C8" w:tentative="1">
-      <w:start w:val="1"/>
-      <w:numFmt w:val="bullet"/>
-      <w:lvlText w:val="·"/>
-      <w:lvlJc w:val="left"/>
-      <w:pPr>
-        <w:ind w:left="1120" w:hanging="260"/>
-      </w:pPr>
-    </w:lvl>
-    <w:lvl w:ilvl="3" w:tplc="B43834E0">
+    <w:lvl w:ilvl="1" w:tplc="417A4F8C">
       <w:numFmt w:val="decimal"/>
       <w:lvlText w:val=""/>
       <w:lvlJc w:val="left"/>
     </w:lvl>
-    <w:lvl w:ilvl="4" w:tplc="CB38DE1A">
+    <w:lvl w:ilvl="2" w:tplc="2C2E5212">
       <w:numFmt w:val="decimal"/>
       <w:lvlText w:val=""/>
       <w:lvlJc w:val="left"/>
     </w:lvl>
-    <w:lvl w:ilvl="5" w:tplc="0756B8DA">
+    <w:lvl w:ilvl="3" w:tplc="F9E8F292">
       <w:numFmt w:val="decimal"/>
       <w:lvlText w:val=""/>
       <w:lvlJc w:val="left"/>
     </w:lvl>
-    <w:lvl w:ilvl="6" w:tplc="32F0751C">
+    <w:lvl w:ilvl="4" w:tplc="7E5E5F94">
       <w:numFmt w:val="decimal"/>
       <w:lvlText w:val=""/>
       <w:lvlJc w:val="left"/>
     </w:lvl>
-    <w:lvl w:ilvl="7" w:tplc="3B5A5312">
+    <w:lvl w:ilvl="5" w:tplc="2B8036CA">
       <w:numFmt w:val="decimal"/>
       <w:lvlText w:val=""/>
       <w:lvlJc w:val="left"/>
     </w:lvl>
-    <w:lvl w:ilvl="8" w:tplc="4EBE58CE">
+    <w:lvl w:ilvl="6" w:tplc="5086A014">
+      <w:numFmt w:val="decimal"/>
+      <w:lvlText w:val=""/>
+      <w:lvlJc w:val="left"/>
+    </w:lvl>
+    <w:lvl w:ilvl="7" w:tplc="B87A942A">
+      <w:numFmt w:val="decimal"/>
+      <w:lvlText w:val=""/>
+      <w:lvlJc w:val="left"/>
+    </w:lvl>
+    <w:lvl w:ilvl="8" w:tplc="88468088">
       <w:numFmt w:val="decimal"/>
       <w:lvlText w:val=""/>
       <w:lvlJc w:val="left"/>
     </w:lvl>
   </w:abstractNum>
   <w:abstractNum w:abstractNumId="2" w15:restartNumberingAfterBreak="0">
-    <w:nsid w:val="643C10A1"/>
+    <w:nsid w:val="3906490C"/>
     <w:multiLevelType w:val="hybridMultilevel"/>
-    <w:tmpl w:val="4FD40BA4"/>
-    <w:lvl w:ilvl="0" w:tplc="EF566756">
+    <w:tmpl w:val="3F889220"/>
+    <w:lvl w:ilvl="0" w:tplc="3F366242">
       <w:start w:val="1"/>
-      <w:numFmt w:val="decimal"/>
-      <w:lvlText w:val="%1."/>
+      <w:numFmt w:val="bullet"/>
+      <w:lvlText w:val="•"/>
       <w:lvlJc w:val="left"/>
       <w:pPr>
-        <w:ind w:left="420" w:hanging="300"/>
+        <w:ind w:left="400" w:hanging="260"/>
       </w:pPr>
     </w:lvl>
-    <w:lvl w:ilvl="1" w:tplc="D0C475D4">
+    <w:lvl w:ilvl="1" w:tplc="0F50D7F6" w:tentative="1">
+      <w:start w:val="1"/>
+      <w:numFmt w:val="bullet"/>
+      <w:lvlText w:val="–"/>
+      <w:lvlJc w:val="left"/>
+      <w:pPr>
+        <w:ind w:left="760" w:hanging="260"/>
+      </w:pPr>
+    </w:lvl>
+    <w:lvl w:ilvl="2" w:tplc="80801656" w:tentative="1">
+      <w:start w:val="1"/>
+      <w:numFmt w:val="bullet"/>
+      <w:lvlText w:val="·"/>
+      <w:lvlJc w:val="left"/>
+      <w:pPr>
+        <w:ind w:left="1120" w:hanging="260"/>
+      </w:pPr>
+    </w:lvl>
+    <w:lvl w:ilvl="3" w:tplc="6764F3CC">
       <w:numFmt w:val="decimal"/>
       <w:lvlText w:val=""/>
       <w:lvlJc w:val="left"/>
     </w:lvl>
-    <w:lvl w:ilvl="2" w:tplc="D1AA0E60">
+    <w:lvl w:ilvl="4" w:tplc="95382C38">
       <w:numFmt w:val="decimal"/>
       <w:lvlText w:val=""/>
       <w:lvlJc w:val="left"/>
     </w:lvl>
-    <w:lvl w:ilvl="3" w:tplc="BB4A889C">
+    <w:lvl w:ilvl="5" w:tplc="B936FC90">
       <w:numFmt w:val="decimal"/>
       <w:lvlText w:val=""/>
       <w:lvlJc w:val="left"/>
     </w:lvl>
-    <w:lvl w:ilvl="4" w:tplc="5C663D36">
+    <w:lvl w:ilvl="6" w:tplc="BB809DB2">
       <w:numFmt w:val="decimal"/>
       <w:lvlText w:val=""/>
       <w:lvlJc w:val="left"/>
     </w:lvl>
-    <w:lvl w:ilvl="5" w:tplc="AB94DC9C">
+    <w:lvl w:ilvl="7" w:tplc="45568ADE">
       <w:numFmt w:val="decimal"/>
       <w:lvlText w:val=""/>
       <w:lvlJc w:val="left"/>
     </w:lvl>
-    <w:lvl w:ilvl="6" w:tplc="F69664D8">
-      <w:numFmt w:val="decimal"/>
-      <w:lvlText w:val=""/>
-      <w:lvlJc w:val="left"/>
-    </w:lvl>
-    <w:lvl w:ilvl="7" w:tplc="49DE3462">
-      <w:numFmt w:val="decimal"/>
-      <w:lvlText w:val=""/>
-      <w:lvlJc w:val="left"/>
-    </w:lvl>
-    <w:lvl w:ilvl="8" w:tplc="FA44C7DE">
+    <w:lvl w:ilvl="8" w:tplc="12222902">
       <w:numFmt w:val="decimal"/>
       <w:lvlText w:val=""/>
       <w:lvlJc w:val="left"/>
     </w:lvl>
   </w:abstractNum>
-  <w:num w:numId="1" w16cid:durableId="391122478">
+  <w:num w:numId="1" w16cid:durableId="546575281">
     <w:abstractNumId w:val="0"/>
     <w:lvlOverride w:ilvl="0">
       <w:startOverride w:val="1"/>
     </w:lvlOverride>
   </w:num>
-  <w:num w:numId="2" w16cid:durableId="1825774251">
+  <w:num w:numId="2" w16cid:durableId="1013261574">
+    <w:abstractNumId w:val="1"/>
+    <w:lvlOverride w:ilvl="0">
+      <w:startOverride w:val="1"/>
+    </w:lvlOverride>
+  </w:num>
+  <w:num w:numId="3" w16cid:durableId="1757899704">
     <w:abstractNumId w:val="2"/>
     <w:lvlOverride w:ilvl="0">
       <w:startOverride w:val="1"/>
     </w:lvlOverride>
   </w:num>
-  <w:num w:numId="3" w16cid:durableId="1604072210">
+  <w:num w:numId="4" w16cid:durableId="706494061">
     <w:abstractNumId w:val="1"/>
     <w:lvlOverride w:ilvl="0">
       <w:startOverride w:val="1"/>
     </w:lvlOverride>
   </w:num>
-  <w:num w:numId="4" w16cid:durableId="1976327568">
-    <w:abstractNumId w:val="2"/>
-    <w:lvlOverride w:ilvl="0">
-      <w:startOverride w:val="1"/>
-    </w:lvlOverride>
-  </w:num>
-  <w:num w:numId="5" w16cid:durableId="2046834489">
-    <w:abstractNumId w:val="2"/>
+  <w:num w:numId="5" w16cid:durableId="1296374330">
+    <w:abstractNumId w:val="1"/>
     <w:lvlOverride w:ilvl="0">
       <w:startOverride w:val="1"/>
     </w:lvlOverride>
@@ -5166,7 +5166,7 @@
     <w:autoRedefine/>
     <w:uiPriority w:val="39"/>
     <w:unhideWhenUsed/>
-    <w:rsid w:val="000D53C3"/>
+    <w:rsid w:val="00F17516"/>
     <w:pPr>
       <w:spacing w:after="100"/>
     </w:pPr>
